--- a/Backend/Director_Disclosure/Output_Disclosures/2024-25/KPS1_TRANSMISSION_LIMITED/MBP-1/MBP1_MANASI_GANESH_RAJPUT_09365914.docx
+++ b/Backend/Director_Disclosure/Output_Disclosures/2024-25/KPS1_TRANSMISSION_LIMITED/MBP-1/MBP1_MANASI_GANESH_RAJPUT_09365914.docx
@@ -93,242 +93,17 @@
     </w:p>
     <w:p>
       <w:pPr>
-        <w:spacing w:before="0" w:after="0"/>
-        <w:jc w:val="left"/>
-      </w:pPr>
-      <w:r>
-        <w:rPr>
-          <w:rFonts w:ascii="Adani" w:hAnsi="Adani"/>
-          <w:b w:val="0"/>
-          <w:sz w:val="20"/>
-          <w:u w:val="none"/>
-        </w:rPr>
-        <w:t>ADANI SOLAR ENERGY JODHPUR SIX LIMITED</w:t>
-      </w:r>
-    </w:p>
-    <w:p>
-      <w:pPr>
-        <w:spacing w:before="0" w:after="0"/>
-        <w:jc w:val="left"/>
-      </w:pPr>
-      <w:r>
-        <w:rPr>
-          <w:rFonts w:ascii="Adani" w:hAnsi="Adani"/>
-          <w:b w:val="0"/>
-          <w:sz w:val="20"/>
-          <w:u w:val="none"/>
-        </w:rPr>
-        <w:t>ADANI RENEWABLE ENERGY FORTY ONE LIMITED</w:t>
-      </w:r>
-    </w:p>
-    <w:p>
-      <w:pPr>
-        <w:spacing w:before="0" w:after="0"/>
-        <w:jc w:val="left"/>
-      </w:pPr>
-      <w:r>
-        <w:rPr>
-          <w:rFonts w:ascii="Adani" w:hAnsi="Adani"/>
-          <w:b w:val="0"/>
-          <w:sz w:val="20"/>
-          <w:u w:val="none"/>
-        </w:rPr>
-        <w:t>ADANI RENEWABLE ENERGY FIFTY SIX LIMITED</w:t>
-      </w:r>
-    </w:p>
-    <w:p>
-      <w:pPr>
-        <w:spacing w:before="0" w:after="0"/>
-        <w:jc w:val="left"/>
-      </w:pPr>
-      <w:r>
-        <w:rPr>
-          <w:rFonts w:ascii="Adani" w:hAnsi="Adani"/>
-          <w:b w:val="0"/>
-          <w:sz w:val="20"/>
-          <w:u w:val="none"/>
-        </w:rPr>
-        <w:t>KPS1 TRANSMISSION LIMITED</w:t>
-      </w:r>
-    </w:p>
-    <w:p>
-      <w:pPr>
-        <w:spacing w:before="0" w:after="0"/>
-        <w:jc w:val="left"/>
-      </w:pPr>
-      <w:r>
-        <w:rPr>
-          <w:rFonts w:ascii="Adani" w:hAnsi="Adani"/>
-          <w:b w:val="0"/>
-          <w:sz w:val="20"/>
-          <w:u w:val="none"/>
-        </w:rPr>
-        <w:t>VIJAYAWADA BYPASS PROJECT LIMITED</w:t>
-      </w:r>
-    </w:p>
-    <w:p>
-      <w:pPr>
-        <w:spacing w:before="0" w:after="0"/>
-        <w:jc w:val="left"/>
-      </w:pPr>
-      <w:r>
-        <w:rPr>
-          <w:rFonts w:ascii="Adani" w:hAnsi="Adani"/>
-          <w:b w:val="0"/>
-          <w:sz w:val="20"/>
-          <w:u w:val="none"/>
-        </w:rPr>
-        <w:t>PANAGARH PALSIT ROAD LIMITED</w:t>
-      </w:r>
-    </w:p>
-    <w:p>
-      <w:pPr>
-        <w:spacing w:before="0" w:after="0"/>
-        <w:jc w:val="left"/>
-      </w:pPr>
-      <w:r>
-        <w:rPr>
-          <w:rFonts w:ascii="Adani" w:hAnsi="Adani"/>
-          <w:b w:val="0"/>
-          <w:sz w:val="20"/>
-          <w:u w:val="none"/>
-        </w:rPr>
-        <w:t>PRAYAGRAJ WATER LIMITED</w:t>
-      </w:r>
-    </w:p>
-    <w:p>
-      <w:pPr>
-        <w:spacing w:before="0" w:after="0"/>
-        <w:jc w:val="left"/>
-      </w:pPr>
-      <w:r>
-        <w:rPr>
-          <w:rFonts w:ascii="Adani" w:hAnsi="Adani"/>
-          <w:b w:val="0"/>
-          <w:sz w:val="20"/>
-          <w:u w:val="none"/>
-        </w:rPr>
-        <w:t>ADANI HYBRID ENERGY JAISALMER THREE LIMITED</w:t>
-      </w:r>
-    </w:p>
-    <w:p>
-      <w:pPr>
-        <w:spacing w:before="0" w:after="0"/>
-        <w:jc w:val="left"/>
-      </w:pPr>
-      <w:r>
-        <w:rPr>
-          <w:rFonts w:ascii="Adani" w:hAnsi="Adani"/>
-          <w:b w:val="0"/>
-          <w:sz w:val="20"/>
-          <w:u w:val="none"/>
-        </w:rPr>
-        <w:t>ADANI SOLAR ENERGY JAISALMER ONE PRIVATE LIMITED</w:t>
-      </w:r>
-    </w:p>
-    <w:p>
-      <w:pPr>
-        <w:spacing w:before="0" w:after="0"/>
-        <w:jc w:val="left"/>
-      </w:pPr>
-      <w:r>
-        <w:rPr>
-          <w:rFonts w:ascii="Adani" w:hAnsi="Adani"/>
-          <w:b w:val="0"/>
-          <w:sz w:val="20"/>
-          <w:u w:val="none"/>
-        </w:rPr>
-        <w:t>KHAVDA-BHUJ TRANSMISSION LIMITED</w:t>
-      </w:r>
-    </w:p>
-    <w:p>
-      <w:pPr>
-        <w:spacing w:before="0" w:after="0"/>
-        <w:jc w:val="left"/>
-      </w:pPr>
-      <w:r>
-        <w:rPr>
-          <w:rFonts w:ascii="Adani" w:hAnsi="Adani"/>
-          <w:b w:val="0"/>
-          <w:sz w:val="20"/>
-          <w:u w:val="none"/>
-        </w:rPr>
-        <w:t>ADANI TRANSMISSION STEP-ONE LIMITED</w:t>
-      </w:r>
-    </w:p>
-    <w:p>
-      <w:pPr>
-        <w:spacing w:before="0" w:after="0"/>
-        <w:jc w:val="left"/>
-      </w:pPr>
-      <w:r>
-        <w:rPr>
-          <w:rFonts w:ascii="Adani" w:hAnsi="Adani"/>
-          <w:b w:val="0"/>
-          <w:sz w:val="20"/>
-          <w:u w:val="none"/>
-        </w:rPr>
-        <w:t>MPSEZ UTILITIES LIMITED</w:t>
-      </w:r>
-    </w:p>
-    <w:p>
-      <w:pPr>
-        <w:spacing w:before="0" w:after="0"/>
-        <w:jc w:val="left"/>
-      </w:pPr>
-      <w:r>
-        <w:rPr>
-          <w:rFonts w:ascii="Adani" w:hAnsi="Adani"/>
-          <w:b w:val="0"/>
-          <w:sz w:val="20"/>
-          <w:u w:val="none"/>
-        </w:rPr>
-        <w:t>WRSR POWER TRANSMISSION LIMITED</w:t>
-      </w:r>
-    </w:p>
-    <w:p>
-      <w:pPr>
-        <w:spacing w:before="0" w:after="0"/>
-        <w:jc w:val="left"/>
-      </w:pPr>
-      <w:r>
-        <w:rPr>
-          <w:rFonts w:ascii="Adani" w:hAnsi="Adani"/>
-          <w:b w:val="0"/>
-          <w:sz w:val="20"/>
-          <w:u w:val="none"/>
-        </w:rPr>
-        <w:t>ADANI ENERGY SOLUTIONS MAHAN LIMITED</w:t>
-      </w:r>
-    </w:p>
-    <w:p>
-      <w:pPr>
-        <w:spacing w:before="0" w:after="0"/>
-        <w:jc w:val="left"/>
-      </w:pPr>
-      <w:r>
-        <w:rPr>
-          <w:rFonts w:ascii="Adani" w:hAnsi="Adani"/>
-          <w:b w:val="0"/>
-          <w:sz w:val="20"/>
-          <w:u w:val="none"/>
-        </w:rPr>
-        <w:t>COPAINS ADVISORS LLP</w:t>
-      </w:r>
-    </w:p>
-    <w:p>
-      <w:pPr>
         <w:spacing w:before="0" w:after="160"/>
         <w:jc w:val="left"/>
       </w:pPr>
       <w:r>
         <w:rPr>
           <w:rFonts w:ascii="Adani" w:hAnsi="Adani"/>
-          <w:b w:val="0"/>
+          <w:b/>
           <w:sz w:val="20"/>
           <w:u w:val="none"/>
         </w:rPr>
-        <w:t>TRADECHOICE LLP</w:t>
+        <w:t>KPS1 TRANSMISSION LIMITED</w:t>
       </w:r>
     </w:p>
     <w:p>
@@ -1182,7 +957,7 @@
                 <w:sz w:val="18"/>
                 <w:u w:val="none"/>
               </w:rPr>
-              <w:t>VIJAYAWADA BYPASS PROJECT LIMITED</w:t>
+              <w:t>PANAGARH PALSIT ROAD LIMITED</w:t>
             </w:r>
           </w:p>
         </w:tc>
@@ -1324,7 +1099,7 @@
                 <w:sz w:val="18"/>
                 <w:u w:val="none"/>
               </w:rPr>
-              <w:t>PANAGARH PALSIT ROAD LIMITED</w:t>
+              <w:t>PRAYAGRAJ WATER LIMITED</w:t>
             </w:r>
           </w:p>
         </w:tc>
@@ -1466,7 +1241,7 @@
                 <w:sz w:val="18"/>
                 <w:u w:val="none"/>
               </w:rPr>
-              <w:t>PRAYAGRAJ WATER LIMITED</w:t>
+              <w:t>VIJAYAWADA BYPASS PROJECT LIMITED</w:t>
             </w:r>
           </w:p>
         </w:tc>
@@ -1608,7 +1383,7 @@
                 <w:sz w:val="18"/>
                 <w:u w:val="none"/>
               </w:rPr>
-              <w:t>ADANI HYBRID ENERGY JAISALMER THREE LIMITED</w:t>
+              <w:t>ADANI SOLAR ENERGY JAISALMER ONE PRIVATE LIMITED</w:t>
             </w:r>
           </w:p>
         </w:tc>
@@ -1750,7 +1525,7 @@
                 <w:sz w:val="18"/>
                 <w:u w:val="none"/>
               </w:rPr>
-              <w:t>ADANI SOLAR ENERGY JAISALMER ONE PRIVATE LIMITED</w:t>
+              <w:t>ADANI HYBRID ENERGY JAISALMER THREE LIMITED</w:t>
             </w:r>
           </w:p>
         </w:tc>
@@ -1892,148 +1667,6 @@
                 <w:sz w:val="18"/>
                 <w:u w:val="none"/>
               </w:rPr>
-              <w:t>KHAVDA-BHUJ TRANSMISSION LIMITED</w:t>
-            </w:r>
-          </w:p>
-        </w:tc>
-        <w:tc>
-          <w:tcPr>
-            <w:tcW w:type="dxa" w:w="1814"/>
-            <w:shd w:val="clear" w:color="auto" w:fill="FFFFFF"/>
-            <w:tcBorders>
-              <w:top w:val="single" w:sz="4" w:space="0" w:color="000000"/>
-              <w:left w:val="single" w:sz="4" w:space="0" w:color="000000"/>
-              <w:bottom w:val="single" w:sz="4" w:space="0" w:color="000000"/>
-              <w:right w:val="single" w:sz="4" w:space="0" w:color="000000"/>
-            </w:tcBorders>
-            <w:vAlign w:val="center"/>
-          </w:tcPr>
-          <w:p>
-            <w:pPr>
-              <w:spacing w:before="40" w:after="40"/>
-              <w:jc w:val="left"/>
-            </w:pPr>
-            <w:r>
-              <w:rPr>
-                <w:rFonts w:ascii="Adani" w:hAnsi="Adani"/>
-                <w:b w:val="0"/>
-                <w:sz w:val="18"/>
-                <w:u w:val="none"/>
-              </w:rPr>
-              <w:t>Director</w:t>
-            </w:r>
-          </w:p>
-        </w:tc>
-        <w:tc>
-          <w:tcPr>
-            <w:tcW w:type="dxa" w:w="1020"/>
-            <w:shd w:val="clear" w:color="auto" w:fill="FFFFFF"/>
-            <w:tcBorders>
-              <w:top w:val="single" w:sz="4" w:space="0" w:color="000000"/>
-              <w:left w:val="single" w:sz="4" w:space="0" w:color="000000"/>
-              <w:bottom w:val="single" w:sz="4" w:space="0" w:color="000000"/>
-              <w:right w:val="single" w:sz="4" w:space="0" w:color="000000"/>
-            </w:tcBorders>
-            <w:vAlign w:val="center"/>
-          </w:tcPr>
-          <w:p>
-            <w:pPr>
-              <w:spacing w:before="40" w:after="40"/>
-              <w:jc w:val="left"/>
-            </w:pPr>
-            <w:r>
-              <w:rPr>
-                <w:rFonts w:ascii="Adani" w:hAnsi="Adani"/>
-                <w:b w:val="0"/>
-                <w:sz w:val="18"/>
-                <w:u w:val="none"/>
-              </w:rPr>
-              <w:t>NIL</w:t>
-            </w:r>
-          </w:p>
-        </w:tc>
-        <w:tc>
-          <w:tcPr>
-            <w:tcW w:type="dxa" w:w="1247"/>
-            <w:shd w:val="clear" w:color="auto" w:fill="FFFFFF"/>
-            <w:tcBorders>
-              <w:top w:val="single" w:sz="4" w:space="0" w:color="000000"/>
-              <w:left w:val="single" w:sz="4" w:space="0" w:color="000000"/>
-              <w:bottom w:val="single" w:sz="4" w:space="0" w:color="000000"/>
-              <w:right w:val="single" w:sz="4" w:space="0" w:color="000000"/>
-            </w:tcBorders>
-            <w:vAlign w:val="center"/>
-          </w:tcPr>
-          <w:p>
-            <w:pPr>
-              <w:spacing w:before="40" w:after="40"/>
-              <w:jc w:val="left"/>
-            </w:pPr>
-            <w:r>
-              <w:rPr>
-                <w:rFonts w:ascii="Adani" w:hAnsi="Adani"/>
-                <w:b w:val="0"/>
-                <w:sz w:val="18"/>
-                <w:u w:val="none"/>
-              </w:rPr>
-              <w:t>23/06/2025</w:t>
-            </w:r>
-          </w:p>
-        </w:tc>
-      </w:tr>
-      <w:tr>
-        <w:tc>
-          <w:tcPr>
-            <w:tcW w:type="dxa" w:w="680"/>
-            <w:shd w:val="clear" w:color="auto" w:fill="FFFFFF"/>
-            <w:tcBorders>
-              <w:top w:val="single" w:sz="4" w:space="0" w:color="000000"/>
-              <w:left w:val="single" w:sz="4" w:space="0" w:color="000000"/>
-              <w:bottom w:val="single" w:sz="4" w:space="0" w:color="000000"/>
-              <w:right w:val="single" w:sz="4" w:space="0" w:color="000000"/>
-            </w:tcBorders>
-            <w:vAlign w:val="center"/>
-          </w:tcPr>
-          <w:p>
-            <w:pPr>
-              <w:spacing w:before="40" w:after="40"/>
-              <w:jc w:val="left"/>
-            </w:pPr>
-            <w:r>
-              <w:rPr>
-                <w:rFonts w:ascii="Adani" w:hAnsi="Adani"/>
-                <w:b w:val="0"/>
-                <w:sz w:val="18"/>
-                <w:u w:val="none"/>
-              </w:rPr>
-              <w:t>11</w:t>
-            </w:r>
-          </w:p>
-        </w:tc>
-        <w:tc>
-          <w:tcPr>
-            <w:tcW w:type="dxa" w:w="3969"/>
-            <w:shd w:val="clear" w:color="auto" w:fill="FFFFFF"/>
-            <w:tcBorders>
-              <w:top w:val="single" w:sz="4" w:space="0" w:color="000000"/>
-              <w:left w:val="single" w:sz="4" w:space="0" w:color="000000"/>
-              <w:bottom w:val="single" w:sz="4" w:space="0" w:color="000000"/>
-              <w:right w:val="single" w:sz="4" w:space="0" w:color="000000"/>
-            </w:tcBorders>
-            <w:vAlign w:val="center"/>
-          </w:tcPr>
-          <w:p>
-            <w:pPr>
-              <w:spacing w:before="40" w:after="40"/>
-              <w:jc w:val="left"/>
-            </w:pPr>
-            <w:r>
-              <w:rPr>
-                <w:rFonts w:ascii="Adani" w:hAnsi="Adani"/>
-                <w:b w:val="0"/>
-                <w:sz w:val="18"/>
-                <w:u w:val="none"/>
-              </w:rPr>
               <w:t>ADANI TRANSMISSION STEP-ONE LIMITED</w:t>
             </w:r>
           </w:p>
@@ -2148,433 +1781,7 @@
                 <w:sz w:val="18"/>
                 <w:u w:val="none"/>
               </w:rPr>
-              <w:t>12</w:t>
-            </w:r>
-          </w:p>
-        </w:tc>
-        <w:tc>
-          <w:tcPr>
-            <w:tcW w:type="dxa" w:w="3969"/>
-            <w:shd w:val="clear" w:color="auto" w:fill="FFFFFF"/>
-            <w:tcBorders>
-              <w:top w:val="single" w:sz="4" w:space="0" w:color="000000"/>
-              <w:left w:val="single" w:sz="4" w:space="0" w:color="000000"/>
-              <w:bottom w:val="single" w:sz="4" w:space="0" w:color="000000"/>
-              <w:right w:val="single" w:sz="4" w:space="0" w:color="000000"/>
-            </w:tcBorders>
-            <w:vAlign w:val="center"/>
-          </w:tcPr>
-          <w:p>
-            <w:pPr>
-              <w:spacing w:before="40" w:after="40"/>
-              <w:jc w:val="left"/>
-            </w:pPr>
-            <w:r>
-              <w:rPr>
-                <w:rFonts w:ascii="Adani" w:hAnsi="Adani"/>
-                <w:b w:val="0"/>
-                <w:sz w:val="18"/>
-                <w:u w:val="none"/>
-              </w:rPr>
-              <w:t>MPSEZ UTILITIES LIMITED</w:t>
-            </w:r>
-          </w:p>
-        </w:tc>
-        <w:tc>
-          <w:tcPr>
-            <w:tcW w:type="dxa" w:w="1814"/>
-            <w:shd w:val="clear" w:color="auto" w:fill="FFFFFF"/>
-            <w:tcBorders>
-              <w:top w:val="single" w:sz="4" w:space="0" w:color="000000"/>
-              <w:left w:val="single" w:sz="4" w:space="0" w:color="000000"/>
-              <w:bottom w:val="single" w:sz="4" w:space="0" w:color="000000"/>
-              <w:right w:val="single" w:sz="4" w:space="0" w:color="000000"/>
-            </w:tcBorders>
-            <w:vAlign w:val="center"/>
-          </w:tcPr>
-          <w:p>
-            <w:pPr>
-              <w:spacing w:before="40" w:after="40"/>
-              <w:jc w:val="left"/>
-            </w:pPr>
-            <w:r>
-              <w:rPr>
-                <w:rFonts w:ascii="Adani" w:hAnsi="Adani"/>
-                <w:b w:val="0"/>
-                <w:sz w:val="18"/>
-                <w:u w:val="none"/>
-              </w:rPr>
-              <w:t>Additional Director</w:t>
-            </w:r>
-          </w:p>
-        </w:tc>
-        <w:tc>
-          <w:tcPr>
-            <w:tcW w:type="dxa" w:w="1020"/>
-            <w:shd w:val="clear" w:color="auto" w:fill="FFFFFF"/>
-            <w:tcBorders>
-              <w:top w:val="single" w:sz="4" w:space="0" w:color="000000"/>
-              <w:left w:val="single" w:sz="4" w:space="0" w:color="000000"/>
-              <w:bottom w:val="single" w:sz="4" w:space="0" w:color="000000"/>
-              <w:right w:val="single" w:sz="4" w:space="0" w:color="000000"/>
-            </w:tcBorders>
-            <w:vAlign w:val="center"/>
-          </w:tcPr>
-          <w:p>
-            <w:pPr>
-              <w:spacing w:before="40" w:after="40"/>
-              <w:jc w:val="left"/>
-            </w:pPr>
-            <w:r>
-              <w:rPr>
-                <w:rFonts w:ascii="Adani" w:hAnsi="Adani"/>
-                <w:b w:val="0"/>
-                <w:sz w:val="18"/>
-                <w:u w:val="none"/>
-              </w:rPr>
-              <w:t>NIL</w:t>
-            </w:r>
-          </w:p>
-        </w:tc>
-        <w:tc>
-          <w:tcPr>
-            <w:tcW w:type="dxa" w:w="1247"/>
-            <w:shd w:val="clear" w:color="auto" w:fill="FFFFFF"/>
-            <w:tcBorders>
-              <w:top w:val="single" w:sz="4" w:space="0" w:color="000000"/>
-              <w:left w:val="single" w:sz="4" w:space="0" w:color="000000"/>
-              <w:bottom w:val="single" w:sz="4" w:space="0" w:color="000000"/>
-              <w:right w:val="single" w:sz="4" w:space="0" w:color="000000"/>
-            </w:tcBorders>
-            <w:vAlign w:val="center"/>
-          </w:tcPr>
-          <w:p>
-            <w:pPr>
-              <w:spacing w:before="40" w:after="40"/>
-              <w:jc w:val="left"/>
-            </w:pPr>
-            <w:r>
-              <w:rPr>
-                <w:rFonts w:ascii="Adani" w:hAnsi="Adani"/>
-                <w:b w:val="0"/>
-                <w:sz w:val="18"/>
-                <w:u w:val="none"/>
-              </w:rPr>
-              <w:t>27/11/2024</w:t>
-            </w:r>
-          </w:p>
-        </w:tc>
-      </w:tr>
-      <w:tr>
-        <w:tc>
-          <w:tcPr>
-            <w:tcW w:type="dxa" w:w="680"/>
-            <w:shd w:val="clear" w:color="auto" w:fill="FFFFFF"/>
-            <w:tcBorders>
-              <w:top w:val="single" w:sz="4" w:space="0" w:color="000000"/>
-              <w:left w:val="single" w:sz="4" w:space="0" w:color="000000"/>
-              <w:bottom w:val="single" w:sz="4" w:space="0" w:color="000000"/>
-              <w:right w:val="single" w:sz="4" w:space="0" w:color="000000"/>
-            </w:tcBorders>
-            <w:vAlign w:val="center"/>
-          </w:tcPr>
-          <w:p>
-            <w:pPr>
-              <w:spacing w:before="40" w:after="40"/>
-              <w:jc w:val="left"/>
-            </w:pPr>
-            <w:r>
-              <w:rPr>
-                <w:rFonts w:ascii="Adani" w:hAnsi="Adani"/>
-                <w:b w:val="0"/>
-                <w:sz w:val="18"/>
-                <w:u w:val="none"/>
-              </w:rPr>
-              <w:t>13</w:t>
-            </w:r>
-          </w:p>
-        </w:tc>
-        <w:tc>
-          <w:tcPr>
-            <w:tcW w:type="dxa" w:w="3969"/>
-            <w:shd w:val="clear" w:color="auto" w:fill="FFFFFF"/>
-            <w:tcBorders>
-              <w:top w:val="single" w:sz="4" w:space="0" w:color="000000"/>
-              <w:left w:val="single" w:sz="4" w:space="0" w:color="000000"/>
-              <w:bottom w:val="single" w:sz="4" w:space="0" w:color="000000"/>
-              <w:right w:val="single" w:sz="4" w:space="0" w:color="000000"/>
-            </w:tcBorders>
-            <w:vAlign w:val="center"/>
-          </w:tcPr>
-          <w:p>
-            <w:pPr>
-              <w:spacing w:before="40" w:after="40"/>
-              <w:jc w:val="left"/>
-            </w:pPr>
-            <w:r>
-              <w:rPr>
-                <w:rFonts w:ascii="Adani" w:hAnsi="Adani"/>
-                <w:b w:val="0"/>
-                <w:sz w:val="18"/>
-                <w:u w:val="none"/>
-              </w:rPr>
-              <w:t>WRSR POWER TRANSMISSION LIMITED</w:t>
-            </w:r>
-          </w:p>
-        </w:tc>
-        <w:tc>
-          <w:tcPr>
-            <w:tcW w:type="dxa" w:w="1814"/>
-            <w:shd w:val="clear" w:color="auto" w:fill="FFFFFF"/>
-            <w:tcBorders>
-              <w:top w:val="single" w:sz="4" w:space="0" w:color="000000"/>
-              <w:left w:val="single" w:sz="4" w:space="0" w:color="000000"/>
-              <w:bottom w:val="single" w:sz="4" w:space="0" w:color="000000"/>
-              <w:right w:val="single" w:sz="4" w:space="0" w:color="000000"/>
-            </w:tcBorders>
-            <w:vAlign w:val="center"/>
-          </w:tcPr>
-          <w:p>
-            <w:pPr>
-              <w:spacing w:before="40" w:after="40"/>
-              <w:jc w:val="left"/>
-            </w:pPr>
-            <w:r>
-              <w:rPr>
-                <w:rFonts w:ascii="Adani" w:hAnsi="Adani"/>
-                <w:b w:val="0"/>
-                <w:sz w:val="18"/>
-                <w:u w:val="none"/>
-              </w:rPr>
-              <w:t>Additional Director</w:t>
-            </w:r>
-          </w:p>
-        </w:tc>
-        <w:tc>
-          <w:tcPr>
-            <w:tcW w:type="dxa" w:w="1020"/>
-            <w:shd w:val="clear" w:color="auto" w:fill="FFFFFF"/>
-            <w:tcBorders>
-              <w:top w:val="single" w:sz="4" w:space="0" w:color="000000"/>
-              <w:left w:val="single" w:sz="4" w:space="0" w:color="000000"/>
-              <w:bottom w:val="single" w:sz="4" w:space="0" w:color="000000"/>
-              <w:right w:val="single" w:sz="4" w:space="0" w:color="000000"/>
-            </w:tcBorders>
-            <w:vAlign w:val="center"/>
-          </w:tcPr>
-          <w:p>
-            <w:pPr>
-              <w:spacing w:before="40" w:after="40"/>
-              <w:jc w:val="left"/>
-            </w:pPr>
-            <w:r>
-              <w:rPr>
-                <w:rFonts w:ascii="Adani" w:hAnsi="Adani"/>
-                <w:b w:val="0"/>
-                <w:sz w:val="18"/>
-                <w:u w:val="none"/>
-              </w:rPr>
-              <w:t>NIL</w:t>
-            </w:r>
-          </w:p>
-        </w:tc>
-        <w:tc>
-          <w:tcPr>
-            <w:tcW w:type="dxa" w:w="1247"/>
-            <w:shd w:val="clear" w:color="auto" w:fill="FFFFFF"/>
-            <w:tcBorders>
-              <w:top w:val="single" w:sz="4" w:space="0" w:color="000000"/>
-              <w:left w:val="single" w:sz="4" w:space="0" w:color="000000"/>
-              <w:bottom w:val="single" w:sz="4" w:space="0" w:color="000000"/>
-              <w:right w:val="single" w:sz="4" w:space="0" w:color="000000"/>
-            </w:tcBorders>
-            <w:vAlign w:val="center"/>
-          </w:tcPr>
-          <w:p>
-            <w:pPr>
-              <w:spacing w:before="40" w:after="40"/>
-              <w:jc w:val="left"/>
-            </w:pPr>
-            <w:r>
-              <w:rPr>
-                <w:rFonts w:ascii="Adani" w:hAnsi="Adani"/>
-                <w:b w:val="0"/>
-                <w:sz w:val="18"/>
-                <w:u w:val="none"/>
-              </w:rPr>
-              <w:t>27/11/2024</w:t>
-            </w:r>
-          </w:p>
-        </w:tc>
-      </w:tr>
-      <w:tr>
-        <w:tc>
-          <w:tcPr>
-            <w:tcW w:type="dxa" w:w="680"/>
-            <w:shd w:val="clear" w:color="auto" w:fill="FFFFFF"/>
-            <w:tcBorders>
-              <w:top w:val="single" w:sz="4" w:space="0" w:color="000000"/>
-              <w:left w:val="single" w:sz="4" w:space="0" w:color="000000"/>
-              <w:bottom w:val="single" w:sz="4" w:space="0" w:color="000000"/>
-              <w:right w:val="single" w:sz="4" w:space="0" w:color="000000"/>
-            </w:tcBorders>
-            <w:vAlign w:val="center"/>
-          </w:tcPr>
-          <w:p>
-            <w:pPr>
-              <w:spacing w:before="40" w:after="40"/>
-              <w:jc w:val="left"/>
-            </w:pPr>
-            <w:r>
-              <w:rPr>
-                <w:rFonts w:ascii="Adani" w:hAnsi="Adani"/>
-                <w:b w:val="0"/>
-                <w:sz w:val="18"/>
-                <w:u w:val="none"/>
-              </w:rPr>
-              <w:t>14</w:t>
-            </w:r>
-          </w:p>
-        </w:tc>
-        <w:tc>
-          <w:tcPr>
-            <w:tcW w:type="dxa" w:w="3969"/>
-            <w:shd w:val="clear" w:color="auto" w:fill="FFFFFF"/>
-            <w:tcBorders>
-              <w:top w:val="single" w:sz="4" w:space="0" w:color="000000"/>
-              <w:left w:val="single" w:sz="4" w:space="0" w:color="000000"/>
-              <w:bottom w:val="single" w:sz="4" w:space="0" w:color="000000"/>
-              <w:right w:val="single" w:sz="4" w:space="0" w:color="000000"/>
-            </w:tcBorders>
-            <w:vAlign w:val="center"/>
-          </w:tcPr>
-          <w:p>
-            <w:pPr>
-              <w:spacing w:before="40" w:after="40"/>
-              <w:jc w:val="left"/>
-            </w:pPr>
-            <w:r>
-              <w:rPr>
-                <w:rFonts w:ascii="Adani" w:hAnsi="Adani"/>
-                <w:b w:val="0"/>
-                <w:sz w:val="18"/>
-                <w:u w:val="none"/>
-              </w:rPr>
-              <w:t>ADANI ENERGY SOLUTIONS MAHAN LIMITED</w:t>
-            </w:r>
-          </w:p>
-        </w:tc>
-        <w:tc>
-          <w:tcPr>
-            <w:tcW w:type="dxa" w:w="1814"/>
-            <w:shd w:val="clear" w:color="auto" w:fill="FFFFFF"/>
-            <w:tcBorders>
-              <w:top w:val="single" w:sz="4" w:space="0" w:color="000000"/>
-              <w:left w:val="single" w:sz="4" w:space="0" w:color="000000"/>
-              <w:bottom w:val="single" w:sz="4" w:space="0" w:color="000000"/>
-              <w:right w:val="single" w:sz="4" w:space="0" w:color="000000"/>
-            </w:tcBorders>
-            <w:vAlign w:val="center"/>
-          </w:tcPr>
-          <w:p>
-            <w:pPr>
-              <w:spacing w:before="40" w:after="40"/>
-              <w:jc w:val="left"/>
-            </w:pPr>
-            <w:r>
-              <w:rPr>
-                <w:rFonts w:ascii="Adani" w:hAnsi="Adani"/>
-                <w:b w:val="0"/>
-                <w:sz w:val="18"/>
-                <w:u w:val="none"/>
-              </w:rPr>
-              <w:t>Additional Director</w:t>
-            </w:r>
-          </w:p>
-        </w:tc>
-        <w:tc>
-          <w:tcPr>
-            <w:tcW w:type="dxa" w:w="1020"/>
-            <w:shd w:val="clear" w:color="auto" w:fill="FFFFFF"/>
-            <w:tcBorders>
-              <w:top w:val="single" w:sz="4" w:space="0" w:color="000000"/>
-              <w:left w:val="single" w:sz="4" w:space="0" w:color="000000"/>
-              <w:bottom w:val="single" w:sz="4" w:space="0" w:color="000000"/>
-              <w:right w:val="single" w:sz="4" w:space="0" w:color="000000"/>
-            </w:tcBorders>
-            <w:vAlign w:val="center"/>
-          </w:tcPr>
-          <w:p>
-            <w:pPr>
-              <w:spacing w:before="40" w:after="40"/>
-              <w:jc w:val="left"/>
-            </w:pPr>
-            <w:r>
-              <w:rPr>
-                <w:rFonts w:ascii="Adani" w:hAnsi="Adani"/>
-                <w:b w:val="0"/>
-                <w:sz w:val="18"/>
-                <w:u w:val="none"/>
-              </w:rPr>
-              <w:t>NIL</w:t>
-            </w:r>
-          </w:p>
-        </w:tc>
-        <w:tc>
-          <w:tcPr>
-            <w:tcW w:type="dxa" w:w="1247"/>
-            <w:shd w:val="clear" w:color="auto" w:fill="FFFFFF"/>
-            <w:tcBorders>
-              <w:top w:val="single" w:sz="4" w:space="0" w:color="000000"/>
-              <w:left w:val="single" w:sz="4" w:space="0" w:color="000000"/>
-              <w:bottom w:val="single" w:sz="4" w:space="0" w:color="000000"/>
-              <w:right w:val="single" w:sz="4" w:space="0" w:color="000000"/>
-            </w:tcBorders>
-            <w:vAlign w:val="center"/>
-          </w:tcPr>
-          <w:p>
-            <w:pPr>
-              <w:spacing w:before="40" w:after="40"/>
-              <w:jc w:val="left"/>
-            </w:pPr>
-            <w:r>
-              <w:rPr>
-                <w:rFonts w:ascii="Adani" w:hAnsi="Adani"/>
-                <w:b w:val="0"/>
-                <w:sz w:val="18"/>
-                <w:u w:val="none"/>
-              </w:rPr>
-              <w:t>27/11/2024</w:t>
-            </w:r>
-          </w:p>
-        </w:tc>
-      </w:tr>
-      <w:tr>
-        <w:tc>
-          <w:tcPr>
-            <w:tcW w:type="dxa" w:w="680"/>
-            <w:shd w:val="clear" w:color="auto" w:fill="FFFFFF"/>
-            <w:tcBorders>
-              <w:top w:val="single" w:sz="4" w:space="0" w:color="000000"/>
-              <w:left w:val="single" w:sz="4" w:space="0" w:color="000000"/>
-              <w:bottom w:val="single" w:sz="4" w:space="0" w:color="000000"/>
-              <w:right w:val="single" w:sz="4" w:space="0" w:color="000000"/>
-            </w:tcBorders>
-            <w:vAlign w:val="center"/>
-          </w:tcPr>
-          <w:p>
-            <w:pPr>
-              <w:spacing w:before="40" w:after="40"/>
-              <w:jc w:val="left"/>
-            </w:pPr>
-            <w:r>
-              <w:rPr>
-                <w:rFonts w:ascii="Adani" w:hAnsi="Adani"/>
-                <w:b w:val="0"/>
-                <w:sz w:val="18"/>
-                <w:u w:val="none"/>
-              </w:rPr>
-              <w:t>15</w:t>
+              <w:t>11</w:t>
             </w:r>
           </w:p>
         </w:tc>
@@ -2716,7 +1923,7 @@
                 <w:sz w:val="18"/>
                 <w:u w:val="none"/>
               </w:rPr>
-              <w:t>16</w:t>
+              <w:t>12</w:t>
             </w:r>
           </w:p>
         </w:tc>
@@ -3065,7 +2272,7 @@
                 <w:sz w:val="18"/>
                 <w:u w:val="none"/>
               </w:rPr>
-              <w:t>Date:   07th May, 2026</w:t>
+              <w:t>Date:   15th May, 2026</w:t>
             </w:r>
           </w:p>
         </w:tc>
@@ -3331,174 +2538,441 @@
         <w:t>:</w:t>
       </w:r>
     </w:p>
-    <w:p>
-      <w:pPr>
-        <w:pStyle w:val="ListNumber"/>
-        <w:spacing w:before="0" w:after="40"/>
-        <w:ind w:left="720"/>
-      </w:pPr>
-      <w:r>
-        <w:rPr>
-          <w:rFonts w:ascii="Adani" w:hAnsi="Adani"/>
-          <w:b w:val="0"/>
-          <w:sz w:val="20"/>
-          <w:u w:val="none"/>
-        </w:rPr>
-        <w:t>Father</w:t>
-        <w:tab/>
-        <w:tab/>
-        <w:t>:</w:t>
-        <w:tab/>
-        <w:t>NIL</w:t>
-      </w:r>
-    </w:p>
-    <w:p>
-      <w:pPr>
-        <w:pStyle w:val="ListNumber"/>
-        <w:spacing w:before="0" w:after="40"/>
-        <w:ind w:left="720"/>
-      </w:pPr>
-      <w:r>
-        <w:rPr>
-          <w:rFonts w:ascii="Adani" w:hAnsi="Adani"/>
-          <w:b w:val="0"/>
-          <w:sz w:val="20"/>
-          <w:u w:val="none"/>
-        </w:rPr>
-        <w:t>Mother</w:t>
-        <w:tab/>
-        <w:tab/>
-        <w:t>:</w:t>
-        <w:tab/>
-        <w:t>NIL</w:t>
-      </w:r>
-    </w:p>
-    <w:p>
-      <w:pPr>
-        <w:pStyle w:val="ListNumber"/>
-        <w:spacing w:before="0" w:after="40"/>
-        <w:ind w:left="720"/>
-      </w:pPr>
-      <w:r>
-        <w:rPr>
-          <w:rFonts w:ascii="Adani" w:hAnsi="Adani"/>
-          <w:b w:val="0"/>
-          <w:sz w:val="20"/>
-          <w:u w:val="none"/>
-        </w:rPr>
-        <w:t>Son</w:t>
-        <w:tab/>
-        <w:tab/>
-        <w:t>:</w:t>
-        <w:tab/>
-        <w:t>NIL</w:t>
-      </w:r>
-    </w:p>
-    <w:p>
-      <w:pPr>
-        <w:pStyle w:val="ListNumber"/>
-        <w:spacing w:before="0" w:after="40"/>
-        <w:ind w:left="720"/>
-      </w:pPr>
-      <w:r>
-        <w:rPr>
-          <w:rFonts w:ascii="Adani" w:hAnsi="Adani"/>
-          <w:b w:val="0"/>
-          <w:sz w:val="20"/>
-          <w:u w:val="none"/>
-        </w:rPr>
-        <w:t>Son's Wife</w:t>
-        <w:tab/>
-        <w:tab/>
-        <w:t>:</w:t>
-        <w:tab/>
-        <w:t>NIL</w:t>
-      </w:r>
-    </w:p>
-    <w:p>
-      <w:pPr>
-        <w:pStyle w:val="ListNumber"/>
-        <w:spacing w:before="0" w:after="40"/>
-        <w:ind w:left="720"/>
-      </w:pPr>
-      <w:r>
-        <w:rPr>
-          <w:rFonts w:ascii="Adani" w:hAnsi="Adani"/>
-          <w:b w:val="0"/>
-          <w:sz w:val="20"/>
-          <w:u w:val="none"/>
-        </w:rPr>
-        <w:t>Daughter</w:t>
-        <w:tab/>
-        <w:tab/>
-        <w:t>:</w:t>
-        <w:tab/>
-        <w:t>NIL</w:t>
-      </w:r>
-    </w:p>
-    <w:p>
-      <w:pPr>
-        <w:pStyle w:val="ListNumber"/>
-        <w:spacing w:before="0" w:after="40"/>
-        <w:ind w:left="720"/>
-      </w:pPr>
-      <w:r>
-        <w:rPr>
-          <w:rFonts w:ascii="Adani" w:hAnsi="Adani"/>
-          <w:b w:val="0"/>
-          <w:sz w:val="20"/>
-          <w:u w:val="none"/>
-        </w:rPr>
-        <w:t>Daughter's Husband</w:t>
-        <w:tab/>
-        <w:tab/>
-        <w:t>:</w:t>
-        <w:tab/>
-        <w:t>NIL</w:t>
-      </w:r>
-    </w:p>
-    <w:p>
-      <w:pPr>
-        <w:pStyle w:val="ListNumber"/>
-        <w:spacing w:before="0" w:after="40"/>
-        <w:ind w:left="720"/>
-      </w:pPr>
-      <w:r>
-        <w:rPr>
-          <w:rFonts w:ascii="Adani" w:hAnsi="Adani"/>
-          <w:b w:val="0"/>
-          <w:sz w:val="20"/>
-          <w:u w:val="none"/>
-        </w:rPr>
-        <w:t>Brother</w:t>
-        <w:tab/>
-        <w:tab/>
-        <w:t>:</w:t>
-        <w:tab/>
-        <w:t>NIL</w:t>
-      </w:r>
-    </w:p>
-    <w:p>
-      <w:pPr>
-        <w:pStyle w:val="ListNumber"/>
-        <w:spacing w:before="0" w:after="40"/>
-        <w:ind w:left="720"/>
-      </w:pPr>
-      <w:r>
-        <w:rPr>
-          <w:rFonts w:ascii="Adani" w:hAnsi="Adani"/>
-          <w:b w:val="0"/>
-          <w:sz w:val="20"/>
-          <w:u w:val="none"/>
-        </w:rPr>
-        <w:t>Sister</w:t>
-        <w:tab/>
-        <w:tab/>
-        <w:t>:</w:t>
-        <w:tab/>
-        <w:t>NIL</w:t>
-      </w:r>
-    </w:p>
+    <w:tbl>
+      <w:tblPr>
+        <w:tblW w:type="auto" w:w="0"/>
+        <w:jc w:val="left"/>
+        <w:tblLook w:firstColumn="1" w:firstRow="1" w:lastColumn="0" w:lastRow="0" w:noHBand="0" w:noVBand="1" w:val="04A0"/>
+      </w:tblPr>
+      <w:tblGrid>
+        <w:gridCol w:w="4536"/>
+        <w:gridCol w:w="4536"/>
+      </w:tblGrid>
+      <w:tr>
+        <w:tc>
+          <w:tcPr>
+            <w:tcW w:type="dxa" w:w="4536"/>
+            <w:tcBorders>
+              <w:top w:val="none"/>
+              <w:bottom w:val="none"/>
+              <w:left w:val="none"/>
+              <w:right w:val="none"/>
+            </w:tcBorders>
+          </w:tcPr>
+          <w:p>
+            <w:pPr>
+              <w:ind w:left="720"/>
+            </w:pPr>
+            <w:r>
+              <w:rPr>
+                <w:rFonts w:ascii="Adani" w:hAnsi="Adani"/>
+                <w:b w:val="0"/>
+                <w:sz w:val="20"/>
+                <w:u w:val="none"/>
+              </w:rPr>
+              <w:t>1.</w:t>
+              <w:tab/>
+              <w:t>Father</w:t>
+              <w:tab/>
+              <w:t>:</w:t>
+            </w:r>
+          </w:p>
+        </w:tc>
+        <w:tc>
+          <w:tcPr>
+            <w:tcW w:type="dxa" w:w="4536"/>
+            <w:tcBorders>
+              <w:top w:val="none"/>
+              <w:bottom w:val="none"/>
+              <w:left w:val="none"/>
+              <w:right w:val="none"/>
+            </w:tcBorders>
+          </w:tcPr>
+          <w:p>
+            <w:r>
+              <w:rPr>
+                <w:rFonts w:ascii="Adani" w:hAnsi="Adani"/>
+                <w:b w:val="0"/>
+                <w:sz w:val="20"/>
+                <w:u w:val="none"/>
+              </w:rPr>
+              <w:t>NIL</w:t>
+            </w:r>
+          </w:p>
+        </w:tc>
+      </w:tr>
+      <w:tr>
+        <w:tc>
+          <w:tcPr>
+            <w:tcW w:type="dxa" w:w="4536"/>
+            <w:tcBorders>
+              <w:top w:val="none"/>
+              <w:bottom w:val="none"/>
+              <w:left w:val="none"/>
+              <w:right w:val="none"/>
+            </w:tcBorders>
+          </w:tcPr>
+          <w:p>
+            <w:pPr>
+              <w:ind w:left="720"/>
+            </w:pPr>
+            <w:r>
+              <w:rPr>
+                <w:rFonts w:ascii="Adani" w:hAnsi="Adani"/>
+                <w:b w:val="0"/>
+                <w:sz w:val="20"/>
+                <w:u w:val="none"/>
+              </w:rPr>
+              <w:t>2.</w:t>
+              <w:tab/>
+              <w:t>Mother</w:t>
+              <w:tab/>
+              <w:t>:</w:t>
+            </w:r>
+          </w:p>
+        </w:tc>
+        <w:tc>
+          <w:tcPr>
+            <w:tcW w:type="dxa" w:w="4536"/>
+            <w:tcBorders>
+              <w:top w:val="none"/>
+              <w:bottom w:val="none"/>
+              <w:left w:val="none"/>
+              <w:right w:val="none"/>
+            </w:tcBorders>
+          </w:tcPr>
+          <w:p>
+            <w:r>
+              <w:rPr>
+                <w:rFonts w:ascii="Adani" w:hAnsi="Adani"/>
+                <w:b w:val="0"/>
+                <w:sz w:val="20"/>
+                <w:u w:val="none"/>
+              </w:rPr>
+              <w:t>NIL</w:t>
+            </w:r>
+          </w:p>
+        </w:tc>
+      </w:tr>
+      <w:tr>
+        <w:tc>
+          <w:tcPr>
+            <w:tcW w:type="dxa" w:w="4536"/>
+            <w:tcBorders>
+              <w:top w:val="none"/>
+              <w:bottom w:val="none"/>
+              <w:left w:val="none"/>
+              <w:right w:val="none"/>
+            </w:tcBorders>
+          </w:tcPr>
+          <w:p>
+            <w:pPr>
+              <w:ind w:left="720"/>
+            </w:pPr>
+            <w:r>
+              <w:rPr>
+                <w:rFonts w:ascii="Adani" w:hAnsi="Adani"/>
+                <w:b w:val="0"/>
+                <w:sz w:val="20"/>
+                <w:u w:val="none"/>
+              </w:rPr>
+              <w:t>3.</w:t>
+              <w:tab/>
+              <w:t>Son</w:t>
+              <w:tab/>
+              <w:t>:</w:t>
+            </w:r>
+          </w:p>
+        </w:tc>
+        <w:tc>
+          <w:tcPr>
+            <w:tcW w:type="dxa" w:w="4536"/>
+            <w:tcBorders>
+              <w:top w:val="none"/>
+              <w:bottom w:val="none"/>
+              <w:left w:val="none"/>
+              <w:right w:val="none"/>
+            </w:tcBorders>
+          </w:tcPr>
+          <w:p>
+            <w:r>
+              <w:rPr>
+                <w:rFonts w:ascii="Adani" w:hAnsi="Adani"/>
+                <w:b w:val="0"/>
+                <w:sz w:val="20"/>
+                <w:u w:val="none"/>
+              </w:rPr>
+              <w:t>NIL</w:t>
+            </w:r>
+          </w:p>
+        </w:tc>
+      </w:tr>
+      <w:tr>
+        <w:tc>
+          <w:tcPr>
+            <w:tcW w:type="dxa" w:w="4536"/>
+            <w:tcBorders>
+              <w:top w:val="none"/>
+              <w:bottom w:val="none"/>
+              <w:left w:val="none"/>
+              <w:right w:val="none"/>
+            </w:tcBorders>
+          </w:tcPr>
+          <w:p>
+            <w:pPr>
+              <w:ind w:left="720"/>
+            </w:pPr>
+            <w:r>
+              <w:rPr>
+                <w:rFonts w:ascii="Adani" w:hAnsi="Adani"/>
+                <w:b w:val="0"/>
+                <w:sz w:val="20"/>
+                <w:u w:val="none"/>
+              </w:rPr>
+              <w:t>4.</w:t>
+              <w:tab/>
+              <w:t>Son's Wife</w:t>
+              <w:tab/>
+              <w:t>:</w:t>
+            </w:r>
+          </w:p>
+        </w:tc>
+        <w:tc>
+          <w:tcPr>
+            <w:tcW w:type="dxa" w:w="4536"/>
+            <w:tcBorders>
+              <w:top w:val="none"/>
+              <w:bottom w:val="none"/>
+              <w:left w:val="none"/>
+              <w:right w:val="none"/>
+            </w:tcBorders>
+          </w:tcPr>
+          <w:p>
+            <w:r>
+              <w:rPr>
+                <w:rFonts w:ascii="Adani" w:hAnsi="Adani"/>
+                <w:b w:val="0"/>
+                <w:sz w:val="20"/>
+                <w:u w:val="none"/>
+              </w:rPr>
+              <w:t>NIL</w:t>
+            </w:r>
+          </w:p>
+        </w:tc>
+      </w:tr>
+      <w:tr>
+        <w:tc>
+          <w:tcPr>
+            <w:tcW w:type="dxa" w:w="4536"/>
+            <w:tcBorders>
+              <w:top w:val="none"/>
+              <w:bottom w:val="none"/>
+              <w:left w:val="none"/>
+              <w:right w:val="none"/>
+            </w:tcBorders>
+          </w:tcPr>
+          <w:p>
+            <w:pPr>
+              <w:ind w:left="720"/>
+            </w:pPr>
+            <w:r>
+              <w:rPr>
+                <w:rFonts w:ascii="Adani" w:hAnsi="Adani"/>
+                <w:b w:val="0"/>
+                <w:sz w:val="20"/>
+                <w:u w:val="none"/>
+              </w:rPr>
+              <w:t>5.</w:t>
+              <w:tab/>
+              <w:t>Daughter</w:t>
+              <w:tab/>
+              <w:t>:</w:t>
+            </w:r>
+          </w:p>
+        </w:tc>
+        <w:tc>
+          <w:tcPr>
+            <w:tcW w:type="dxa" w:w="4536"/>
+            <w:tcBorders>
+              <w:top w:val="none"/>
+              <w:bottom w:val="none"/>
+              <w:left w:val="none"/>
+              <w:right w:val="none"/>
+            </w:tcBorders>
+          </w:tcPr>
+          <w:p>
+            <w:r>
+              <w:rPr>
+                <w:rFonts w:ascii="Adani" w:hAnsi="Adani"/>
+                <w:b w:val="0"/>
+                <w:sz w:val="20"/>
+                <w:u w:val="none"/>
+              </w:rPr>
+              <w:t>NIL</w:t>
+            </w:r>
+          </w:p>
+        </w:tc>
+      </w:tr>
+      <w:tr>
+        <w:tc>
+          <w:tcPr>
+            <w:tcW w:type="dxa" w:w="4536"/>
+            <w:tcBorders>
+              <w:top w:val="none"/>
+              <w:bottom w:val="none"/>
+              <w:left w:val="none"/>
+              <w:right w:val="none"/>
+            </w:tcBorders>
+          </w:tcPr>
+          <w:p>
+            <w:pPr>
+              <w:ind w:left="720"/>
+            </w:pPr>
+            <w:r>
+              <w:rPr>
+                <w:rFonts w:ascii="Adani" w:hAnsi="Adani"/>
+                <w:b w:val="0"/>
+                <w:sz w:val="20"/>
+                <w:u w:val="none"/>
+              </w:rPr>
+              <w:t>6.</w:t>
+              <w:tab/>
+              <w:t>Daughter's Husband</w:t>
+              <w:tab/>
+              <w:t>:</w:t>
+            </w:r>
+          </w:p>
+        </w:tc>
+        <w:tc>
+          <w:tcPr>
+            <w:tcW w:type="dxa" w:w="4536"/>
+            <w:tcBorders>
+              <w:top w:val="none"/>
+              <w:bottom w:val="none"/>
+              <w:left w:val="none"/>
+              <w:right w:val="none"/>
+            </w:tcBorders>
+          </w:tcPr>
+          <w:p>
+            <w:r>
+              <w:rPr>
+                <w:rFonts w:ascii="Adani" w:hAnsi="Adani"/>
+                <w:b w:val="0"/>
+                <w:sz w:val="20"/>
+                <w:u w:val="none"/>
+              </w:rPr>
+              <w:t>NIL</w:t>
+            </w:r>
+          </w:p>
+        </w:tc>
+      </w:tr>
+      <w:tr>
+        <w:tc>
+          <w:tcPr>
+            <w:tcW w:type="dxa" w:w="4536"/>
+            <w:tcBorders>
+              <w:top w:val="none"/>
+              <w:bottom w:val="none"/>
+              <w:left w:val="none"/>
+              <w:right w:val="none"/>
+            </w:tcBorders>
+          </w:tcPr>
+          <w:p>
+            <w:pPr>
+              <w:ind w:left="720"/>
+            </w:pPr>
+            <w:r>
+              <w:rPr>
+                <w:rFonts w:ascii="Adani" w:hAnsi="Adani"/>
+                <w:b w:val="0"/>
+                <w:sz w:val="20"/>
+                <w:u w:val="none"/>
+              </w:rPr>
+              <w:t>7.</w:t>
+              <w:tab/>
+              <w:t>Brother</w:t>
+              <w:tab/>
+              <w:t>:</w:t>
+            </w:r>
+          </w:p>
+        </w:tc>
+        <w:tc>
+          <w:tcPr>
+            <w:tcW w:type="dxa" w:w="4536"/>
+            <w:tcBorders>
+              <w:top w:val="none"/>
+              <w:bottom w:val="none"/>
+              <w:left w:val="none"/>
+              <w:right w:val="none"/>
+            </w:tcBorders>
+          </w:tcPr>
+          <w:p>
+            <w:r>
+              <w:rPr>
+                <w:rFonts w:ascii="Adani" w:hAnsi="Adani"/>
+                <w:b w:val="0"/>
+                <w:sz w:val="20"/>
+                <w:u w:val="none"/>
+              </w:rPr>
+              <w:t>NIL</w:t>
+            </w:r>
+          </w:p>
+        </w:tc>
+      </w:tr>
+      <w:tr>
+        <w:tc>
+          <w:tcPr>
+            <w:tcW w:type="dxa" w:w="4536"/>
+            <w:tcBorders>
+              <w:top w:val="none"/>
+              <w:bottom w:val="none"/>
+              <w:left w:val="none"/>
+              <w:right w:val="none"/>
+            </w:tcBorders>
+          </w:tcPr>
+          <w:p>
+            <w:pPr>
+              <w:ind w:left="720"/>
+            </w:pPr>
+            <w:r>
+              <w:rPr>
+                <w:rFonts w:ascii="Adani" w:hAnsi="Adani"/>
+                <w:b w:val="0"/>
+                <w:sz w:val="20"/>
+                <w:u w:val="none"/>
+              </w:rPr>
+              <w:t>8.</w:t>
+              <w:tab/>
+              <w:t>Sister</w:t>
+              <w:tab/>
+              <w:t>:</w:t>
+            </w:r>
+          </w:p>
+        </w:tc>
+        <w:tc>
+          <w:tcPr>
+            <w:tcW w:type="dxa" w:w="4536"/>
+            <w:tcBorders>
+              <w:top w:val="none"/>
+              <w:bottom w:val="none"/>
+              <w:left w:val="none"/>
+              <w:right w:val="none"/>
+            </w:tcBorders>
+          </w:tcPr>
+          <w:p>
+            <w:r>
+              <w:rPr>
+                <w:rFonts w:ascii="Adani" w:hAnsi="Adani"/>
+                <w:b w:val="0"/>
+                <w:sz w:val="20"/>
+                <w:u w:val="none"/>
+              </w:rPr>
+              <w:t>NIL</w:t>
+            </w:r>
+          </w:p>
+        </w:tc>
+      </w:tr>
+    </w:tbl>
     <w:p/>
     <w:p>
       <w:pPr>
@@ -3835,7 +3309,7 @@
                 <w:sz w:val="18"/>
                 <w:u w:val="none"/>
               </w:rPr>
-              <w:t>Date:   07th May, 2026</w:t>
+              <w:t>Date:   15th May, 2026</w:t>
             </w:r>
           </w:p>
         </w:tc>
@@ -3996,7 +3470,7 @@
           <w:sz w:val="20"/>
           <w:u w:val="none"/>
         </w:rPr>
-        <w:t>07th May, 2026</w:t>
+        <w:t>15th May, 2026</w:t>
       </w:r>
     </w:p>
     <w:p>
@@ -4101,21 +3575,6 @@
           <w:sz w:val="20"/>
           <w:u w:val="none"/>
         </w:rPr>
-        <w:t>VIJAYAWADA BYPASS PROJECT LIMITED</w:t>
-      </w:r>
-    </w:p>
-    <w:p>
-      <w:pPr>
-        <w:spacing w:before="0" w:after="20"/>
-        <w:jc w:val="left"/>
-      </w:pPr>
-      <w:r>
-        <w:rPr>
-          <w:rFonts w:ascii="Adani" w:hAnsi="Adani"/>
-          <w:b/>
-          <w:sz w:val="20"/>
-          <w:u w:val="none"/>
-        </w:rPr>
         <w:t>PANAGARH PALSIT ROAD LIMITED</w:t>
       </w:r>
     </w:p>
@@ -4146,7 +3605,7 @@
           <w:sz w:val="20"/>
           <w:u w:val="none"/>
         </w:rPr>
-        <w:t>ADANI HYBRID ENERGY JAISALMER THREE LIMITED</w:t>
+        <w:t>VIJAYAWADA BYPASS PROJECT LIMITED</w:t>
       </w:r>
     </w:p>
     <w:p>
@@ -4176,7 +3635,7 @@
           <w:sz w:val="20"/>
           <w:u w:val="none"/>
         </w:rPr>
-        <w:t>KHAVDA-BHUJ TRANSMISSION LIMITED</w:t>
+        <w:t>ADANI HYBRID ENERGY JAISALMER THREE LIMITED</w:t>
       </w:r>
     </w:p>
     <w:p>
@@ -4192,51 +3651,6 @@
           <w:u w:val="none"/>
         </w:rPr>
         <w:t>ADANI TRANSMISSION STEP-ONE LIMITED</w:t>
-      </w:r>
-    </w:p>
-    <w:p>
-      <w:pPr>
-        <w:spacing w:before="0" w:after="20"/>
-        <w:jc w:val="left"/>
-      </w:pPr>
-      <w:r>
-        <w:rPr>
-          <w:rFonts w:ascii="Adani" w:hAnsi="Adani"/>
-          <w:b/>
-          <w:sz w:val="20"/>
-          <w:u w:val="none"/>
-        </w:rPr>
-        <w:t>MPSEZ UTILITIES LIMITED</w:t>
-      </w:r>
-    </w:p>
-    <w:p>
-      <w:pPr>
-        <w:spacing w:before="0" w:after="20"/>
-        <w:jc w:val="left"/>
-      </w:pPr>
-      <w:r>
-        <w:rPr>
-          <w:rFonts w:ascii="Adani" w:hAnsi="Adani"/>
-          <w:b/>
-          <w:sz w:val="20"/>
-          <w:u w:val="none"/>
-        </w:rPr>
-        <w:t>WRSR POWER TRANSMISSION LIMITED</w:t>
-      </w:r>
-    </w:p>
-    <w:p>
-      <w:pPr>
-        <w:spacing w:before="0" w:after="20"/>
-        <w:jc w:val="left"/>
-      </w:pPr>
-      <w:r>
-        <w:rPr>
-          <w:rFonts w:ascii="Adani" w:hAnsi="Adani"/>
-          <w:b/>
-          <w:sz w:val="20"/>
-          <w:u w:val="none"/>
-        </w:rPr>
-        <w:t>ADANI ENERGY SOLUTIONS MAHAN LIMITED</w:t>
       </w:r>
     </w:p>
     <w:p>
@@ -4387,21 +3801,6 @@
           <w:sz w:val="20"/>
           <w:u w:val="none"/>
         </w:rPr>
-        <w:t>VIJAYAWADA BYPASS PROJECT LIMITED</w:t>
-      </w:r>
-    </w:p>
-    <w:p>
-      <w:pPr>
-        <w:spacing w:before="0" w:after="20"/>
-        <w:jc w:val="left"/>
-      </w:pPr>
-      <w:r>
-        <w:rPr>
-          <w:rFonts w:ascii="Adani" w:hAnsi="Adani"/>
-          <w:b w:val="0"/>
-          <w:sz w:val="20"/>
-          <w:u w:val="none"/>
-        </w:rPr>
         <w:t>PANAGARH PALSIT ROAD LIMITED</w:t>
       </w:r>
     </w:p>
@@ -4432,6 +3831,21 @@
           <w:sz w:val="20"/>
           <w:u w:val="none"/>
         </w:rPr>
+        <w:t>VIJAYAWADA BYPASS PROJECT LIMITED</w:t>
+      </w:r>
+    </w:p>
+    <w:p>
+      <w:pPr>
+        <w:spacing w:before="0" w:after="20"/>
+        <w:jc w:val="left"/>
+      </w:pPr>
+      <w:r>
+        <w:rPr>
+          <w:rFonts w:ascii="Adani" w:hAnsi="Adani"/>
+          <w:b w:val="0"/>
+          <w:sz w:val="20"/>
+          <w:u w:val="none"/>
+        </w:rPr>
         <w:t>ADANI HYBRID ENERGY JAISALMER THREE LIMITED</w:t>
       </w:r>
     </w:p>
@@ -4447,67 +3861,7 @@
           <w:sz w:val="20"/>
           <w:u w:val="none"/>
         </w:rPr>
-        <w:t>KHAVDA-BHUJ TRANSMISSION LIMITED</w:t>
-      </w:r>
-    </w:p>
-    <w:p>
-      <w:pPr>
-        <w:spacing w:before="0" w:after="20"/>
-        <w:jc w:val="left"/>
-      </w:pPr>
-      <w:r>
-        <w:rPr>
-          <w:rFonts w:ascii="Adani" w:hAnsi="Adani"/>
-          <w:b w:val="0"/>
-          <w:sz w:val="20"/>
-          <w:u w:val="none"/>
-        </w:rPr>
         <w:t>ADANI TRANSMISSION STEP-ONE LIMITED</w:t>
-      </w:r>
-    </w:p>
-    <w:p>
-      <w:pPr>
-        <w:spacing w:before="0" w:after="20"/>
-        <w:jc w:val="left"/>
-      </w:pPr>
-      <w:r>
-        <w:rPr>
-          <w:rFonts w:ascii="Adani" w:hAnsi="Adani"/>
-          <w:b w:val="0"/>
-          <w:sz w:val="20"/>
-          <w:u w:val="none"/>
-        </w:rPr>
-        <w:t>MPSEZ UTILITIES LIMITED</w:t>
-      </w:r>
-    </w:p>
-    <w:p>
-      <w:pPr>
-        <w:spacing w:before="0" w:after="20"/>
-        <w:jc w:val="left"/>
-      </w:pPr>
-      <w:r>
-        <w:rPr>
-          <w:rFonts w:ascii="Adani" w:hAnsi="Adani"/>
-          <w:b w:val="0"/>
-          <w:sz w:val="20"/>
-          <w:u w:val="none"/>
-        </w:rPr>
-        <w:t>WRSR POWER TRANSMISSION LIMITED</w:t>
-      </w:r>
-    </w:p>
-    <w:p>
-      <w:pPr>
-        <w:spacing w:before="0" w:after="20"/>
-        <w:jc w:val="left"/>
-      </w:pPr>
-      <w:r>
-        <w:rPr>
-          <w:rFonts w:ascii="Adani" w:hAnsi="Adani"/>
-          <w:b w:val="0"/>
-          <w:sz w:val="20"/>
-          <w:u w:val="none"/>
-        </w:rPr>
-        <w:t>ADANI ENERGY SOLUTIONS MAHAN LIMITED</w:t>
       </w:r>
     </w:p>
     <w:p>
@@ -5360,7 +4714,7 @@
                 <w:sz w:val="18"/>
                 <w:u w:val="none"/>
               </w:rPr>
-              <w:t>16</w:t>
+              <w:t>12</w:t>
             </w:r>
           </w:p>
         </w:tc>
@@ -5989,120 +5343,6 @@
                 <w:sz w:val="18"/>
                 <w:u w:val="none"/>
               </w:rPr>
-              <w:t>U74999GJ2020PLC113568</w:t>
-            </w:r>
-          </w:p>
-        </w:tc>
-        <w:tc>
-          <w:tcPr>
-            <w:tcW w:type="dxa" w:w="4252"/>
-            <w:shd w:val="clear" w:color="auto" w:fill="FFFFFF"/>
-            <w:tcBorders>
-              <w:top w:val="single" w:sz="4" w:space="0" w:color="000000"/>
-              <w:left w:val="single" w:sz="4" w:space="0" w:color="000000"/>
-              <w:bottom w:val="single" w:sz="4" w:space="0" w:color="000000"/>
-              <w:right w:val="single" w:sz="4" w:space="0" w:color="000000"/>
-            </w:tcBorders>
-            <w:vAlign w:val="center"/>
-          </w:tcPr>
-          <w:p>
-            <w:pPr>
-              <w:spacing w:before="40" w:after="40"/>
-              <w:jc w:val="left"/>
-            </w:pPr>
-            <w:r>
-              <w:rPr>
-                <w:rFonts w:ascii="Adani" w:hAnsi="Adani"/>
-                <w:b w:val="0"/>
-                <w:sz w:val="18"/>
-                <w:u w:val="none"/>
-              </w:rPr>
-              <w:t>VIJAYAWADA BYPASS PROJECT LIMITED</w:t>
-            </w:r>
-          </w:p>
-        </w:tc>
-        <w:tc>
-          <w:tcPr>
-            <w:tcW w:type="dxa" w:w="1587"/>
-            <w:shd w:val="clear" w:color="auto" w:fill="FFFFFF"/>
-            <w:tcBorders>
-              <w:top w:val="single" w:sz="4" w:space="0" w:color="000000"/>
-              <w:left w:val="single" w:sz="4" w:space="0" w:color="000000"/>
-              <w:bottom w:val="single" w:sz="4" w:space="0" w:color="000000"/>
-              <w:right w:val="single" w:sz="4" w:space="0" w:color="000000"/>
-            </w:tcBorders>
-            <w:vAlign w:val="center"/>
-          </w:tcPr>
-          <w:p>
-            <w:pPr>
-              <w:spacing w:before="40" w:after="40"/>
-              <w:jc w:val="left"/>
-            </w:pPr>
-            <w:r>
-              <w:rPr>
-                <w:rFonts w:ascii="Adani" w:hAnsi="Adani"/>
-                <w:b w:val="0"/>
-                <w:sz w:val="18"/>
-                <w:u w:val="none"/>
-              </w:rPr>
-              <w:t>Additional Director</w:t>
-            </w:r>
-          </w:p>
-        </w:tc>
-        <w:tc>
-          <w:tcPr>
-            <w:tcW w:type="dxa" w:w="1304"/>
-            <w:shd w:val="clear" w:color="auto" w:fill="FFFFFF"/>
-            <w:tcBorders>
-              <w:top w:val="single" w:sz="4" w:space="0" w:color="000000"/>
-              <w:left w:val="single" w:sz="4" w:space="0" w:color="000000"/>
-              <w:bottom w:val="single" w:sz="4" w:space="0" w:color="000000"/>
-              <w:right w:val="single" w:sz="4" w:space="0" w:color="000000"/>
-            </w:tcBorders>
-            <w:vAlign w:val="center"/>
-          </w:tcPr>
-          <w:p>
-            <w:pPr>
-              <w:spacing w:before="40" w:after="40"/>
-              <w:jc w:val="left"/>
-            </w:pPr>
-            <w:r>
-              <w:rPr>
-                <w:rFonts w:ascii="Adani" w:hAnsi="Adani"/>
-                <w:b w:val="0"/>
-                <w:sz w:val="18"/>
-                <w:u w:val="none"/>
-              </w:rPr>
-              <w:t>25/07/2025</w:t>
-            </w:r>
-          </w:p>
-        </w:tc>
-      </w:tr>
-      <w:tr>
-        <w:tc>
-          <w:tcPr>
-            <w:tcW w:type="dxa" w:w="2268"/>
-            <w:shd w:val="clear" w:color="auto" w:fill="FFFFFF"/>
-            <w:tcBorders>
-              <w:top w:val="single" w:sz="4" w:space="0" w:color="000000"/>
-              <w:left w:val="single" w:sz="4" w:space="0" w:color="000000"/>
-              <w:bottom w:val="single" w:sz="4" w:space="0" w:color="000000"/>
-              <w:right w:val="single" w:sz="4" w:space="0" w:color="000000"/>
-            </w:tcBorders>
-            <w:vAlign w:val="center"/>
-          </w:tcPr>
-          <w:p>
-            <w:pPr>
-              <w:spacing w:before="40" w:after="40"/>
-              <w:jc w:val="left"/>
-            </w:pPr>
-            <w:r>
-              <w:rPr>
-                <w:rFonts w:ascii="Adani" w:hAnsi="Adani"/>
-                <w:b w:val="0"/>
-                <w:sz w:val="18"/>
-                <w:u w:val="none"/>
-              </w:rPr>
               <w:t>U45309GJ2021PLC121969</w:t>
             </w:r>
           </w:p>
@@ -6331,7 +5571,7 @@
                 <w:sz w:val="18"/>
                 <w:u w:val="none"/>
               </w:rPr>
-              <w:t>U40106GJ2019PLC107640</w:t>
+              <w:t>U74999GJ2020PLC113568</w:t>
             </w:r>
           </w:p>
         </w:tc>
@@ -6359,7 +5599,7 @@
                 <w:sz w:val="18"/>
                 <w:u w:val="none"/>
               </w:rPr>
-              <w:t>ADANI HYBRID ENERGY JAISALMER THREE LIMITED</w:t>
+              <w:t>VIJAYAWADA BYPASS PROJECT LIMITED</w:t>
             </w:r>
           </w:p>
         </w:tc>
@@ -6387,7 +5627,7 @@
                 <w:sz w:val="18"/>
                 <w:u w:val="none"/>
               </w:rPr>
-              <w:t>Director</w:t>
+              <w:t>Additional Director</w:t>
             </w:r>
           </w:p>
         </w:tc>
@@ -6415,7 +5655,7 @@
                 <w:sz w:val="18"/>
                 <w:u w:val="none"/>
               </w:rPr>
-              <w:t>24/06/2025</w:t>
+              <w:t>25/07/2025</w:t>
             </w:r>
           </w:p>
         </w:tc>
@@ -6559,7 +5799,7 @@
                 <w:sz w:val="18"/>
                 <w:u w:val="none"/>
               </w:rPr>
-              <w:t>U40108DL2021GOI381217</w:t>
+              <w:t>U40106GJ2019PLC107640</w:t>
             </w:r>
           </w:p>
         </w:tc>
@@ -6587,7 +5827,7 @@
                 <w:sz w:val="18"/>
                 <w:u w:val="none"/>
               </w:rPr>
-              <w:t>KHAVDA-BHUJ TRANSMISSION LIMITED</w:t>
+              <w:t>ADANI HYBRID ENERGY JAISALMER THREE LIMITED</w:t>
             </w:r>
           </w:p>
         </w:tc>
@@ -6643,7 +5883,7 @@
                 <w:sz w:val="18"/>
                 <w:u w:val="none"/>
               </w:rPr>
-              <w:t>23/06/2025</w:t>
+              <w:t>24/06/2025</w:t>
             </w:r>
           </w:p>
         </w:tc>
@@ -6758,348 +5998,6 @@
                 <w:u w:val="none"/>
               </w:rPr>
               <w:t>21/06/2025</w:t>
-            </w:r>
-          </w:p>
-        </w:tc>
-      </w:tr>
-      <w:tr>
-        <w:tc>
-          <w:tcPr>
-            <w:tcW w:type="dxa" w:w="2268"/>
-            <w:shd w:val="clear" w:color="auto" w:fill="FFFFFF"/>
-            <w:tcBorders>
-              <w:top w:val="single" w:sz="4" w:space="0" w:color="000000"/>
-              <w:left w:val="single" w:sz="4" w:space="0" w:color="000000"/>
-              <w:bottom w:val="single" w:sz="4" w:space="0" w:color="000000"/>
-              <w:right w:val="single" w:sz="4" w:space="0" w:color="000000"/>
-            </w:tcBorders>
-            <w:vAlign w:val="center"/>
-          </w:tcPr>
-          <w:p>
-            <w:pPr>
-              <w:spacing w:before="40" w:after="40"/>
-              <w:jc w:val="left"/>
-            </w:pPr>
-            <w:r>
-              <w:rPr>
-                <w:rFonts w:ascii="Adani" w:hAnsi="Adani"/>
-                <w:b w:val="0"/>
-                <w:sz w:val="18"/>
-                <w:u w:val="none"/>
-              </w:rPr>
-              <w:t>U45209GJ2007PLC051323</w:t>
-            </w:r>
-          </w:p>
-        </w:tc>
-        <w:tc>
-          <w:tcPr>
-            <w:tcW w:type="dxa" w:w="4252"/>
-            <w:shd w:val="clear" w:color="auto" w:fill="FFFFFF"/>
-            <w:tcBorders>
-              <w:top w:val="single" w:sz="4" w:space="0" w:color="000000"/>
-              <w:left w:val="single" w:sz="4" w:space="0" w:color="000000"/>
-              <w:bottom w:val="single" w:sz="4" w:space="0" w:color="000000"/>
-              <w:right w:val="single" w:sz="4" w:space="0" w:color="000000"/>
-            </w:tcBorders>
-            <w:vAlign w:val="center"/>
-          </w:tcPr>
-          <w:p>
-            <w:pPr>
-              <w:spacing w:before="40" w:after="40"/>
-              <w:jc w:val="left"/>
-            </w:pPr>
-            <w:r>
-              <w:rPr>
-                <w:rFonts w:ascii="Adani" w:hAnsi="Adani"/>
-                <w:b w:val="0"/>
-                <w:sz w:val="18"/>
-                <w:u w:val="none"/>
-              </w:rPr>
-              <w:t>MPSEZ UTILITIES LIMITED</w:t>
-            </w:r>
-          </w:p>
-        </w:tc>
-        <w:tc>
-          <w:tcPr>
-            <w:tcW w:type="dxa" w:w="1587"/>
-            <w:shd w:val="clear" w:color="auto" w:fill="FFFFFF"/>
-            <w:tcBorders>
-              <w:top w:val="single" w:sz="4" w:space="0" w:color="000000"/>
-              <w:left w:val="single" w:sz="4" w:space="0" w:color="000000"/>
-              <w:bottom w:val="single" w:sz="4" w:space="0" w:color="000000"/>
-              <w:right w:val="single" w:sz="4" w:space="0" w:color="000000"/>
-            </w:tcBorders>
-            <w:vAlign w:val="center"/>
-          </w:tcPr>
-          <w:p>
-            <w:pPr>
-              <w:spacing w:before="40" w:after="40"/>
-              <w:jc w:val="left"/>
-            </w:pPr>
-            <w:r>
-              <w:rPr>
-                <w:rFonts w:ascii="Adani" w:hAnsi="Adani"/>
-                <w:b w:val="0"/>
-                <w:sz w:val="18"/>
-                <w:u w:val="none"/>
-              </w:rPr>
-              <w:t>Additional Director</w:t>
-            </w:r>
-          </w:p>
-        </w:tc>
-        <w:tc>
-          <w:tcPr>
-            <w:tcW w:type="dxa" w:w="1304"/>
-            <w:shd w:val="clear" w:color="auto" w:fill="FFFFFF"/>
-            <w:tcBorders>
-              <w:top w:val="single" w:sz="4" w:space="0" w:color="000000"/>
-              <w:left w:val="single" w:sz="4" w:space="0" w:color="000000"/>
-              <w:bottom w:val="single" w:sz="4" w:space="0" w:color="000000"/>
-              <w:right w:val="single" w:sz="4" w:space="0" w:color="000000"/>
-            </w:tcBorders>
-            <w:vAlign w:val="center"/>
-          </w:tcPr>
-          <w:p>
-            <w:pPr>
-              <w:spacing w:before="40" w:after="40"/>
-              <w:jc w:val="left"/>
-            </w:pPr>
-            <w:r>
-              <w:rPr>
-                <w:rFonts w:ascii="Adani" w:hAnsi="Adani"/>
-                <w:b w:val="0"/>
-                <w:sz w:val="18"/>
-                <w:u w:val="none"/>
-              </w:rPr>
-              <w:t>27/11/2024</w:t>
-            </w:r>
-          </w:p>
-        </w:tc>
-      </w:tr>
-      <w:tr>
-        <w:tc>
-          <w:tcPr>
-            <w:tcW w:type="dxa" w:w="2268"/>
-            <w:shd w:val="clear" w:color="auto" w:fill="FFFFFF"/>
-            <w:tcBorders>
-              <w:top w:val="single" w:sz="4" w:space="0" w:color="000000"/>
-              <w:left w:val="single" w:sz="4" w:space="0" w:color="000000"/>
-              <w:bottom w:val="single" w:sz="4" w:space="0" w:color="000000"/>
-              <w:right w:val="single" w:sz="4" w:space="0" w:color="000000"/>
-            </w:tcBorders>
-            <w:vAlign w:val="center"/>
-          </w:tcPr>
-          <w:p>
-            <w:pPr>
-              <w:spacing w:before="40" w:after="40"/>
-              <w:jc w:val="left"/>
-            </w:pPr>
-            <w:r>
-              <w:rPr>
-                <w:rFonts w:ascii="Adani" w:hAnsi="Adani"/>
-                <w:b w:val="0"/>
-                <w:sz w:val="18"/>
-                <w:u w:val="none"/>
-              </w:rPr>
-              <w:t>U40105GJ2022GOI151406</w:t>
-            </w:r>
-          </w:p>
-        </w:tc>
-        <w:tc>
-          <w:tcPr>
-            <w:tcW w:type="dxa" w:w="4252"/>
-            <w:shd w:val="clear" w:color="auto" w:fill="FFFFFF"/>
-            <w:tcBorders>
-              <w:top w:val="single" w:sz="4" w:space="0" w:color="000000"/>
-              <w:left w:val="single" w:sz="4" w:space="0" w:color="000000"/>
-              <w:bottom w:val="single" w:sz="4" w:space="0" w:color="000000"/>
-              <w:right w:val="single" w:sz="4" w:space="0" w:color="000000"/>
-            </w:tcBorders>
-            <w:vAlign w:val="center"/>
-          </w:tcPr>
-          <w:p>
-            <w:pPr>
-              <w:spacing w:before="40" w:after="40"/>
-              <w:jc w:val="left"/>
-            </w:pPr>
-            <w:r>
-              <w:rPr>
-                <w:rFonts w:ascii="Adani" w:hAnsi="Adani"/>
-                <w:b w:val="0"/>
-                <w:sz w:val="18"/>
-                <w:u w:val="none"/>
-              </w:rPr>
-              <w:t>WRSR POWER TRANSMISSION LIMITED</w:t>
-            </w:r>
-          </w:p>
-        </w:tc>
-        <w:tc>
-          <w:tcPr>
-            <w:tcW w:type="dxa" w:w="1587"/>
-            <w:shd w:val="clear" w:color="auto" w:fill="FFFFFF"/>
-            <w:tcBorders>
-              <w:top w:val="single" w:sz="4" w:space="0" w:color="000000"/>
-              <w:left w:val="single" w:sz="4" w:space="0" w:color="000000"/>
-              <w:bottom w:val="single" w:sz="4" w:space="0" w:color="000000"/>
-              <w:right w:val="single" w:sz="4" w:space="0" w:color="000000"/>
-            </w:tcBorders>
-            <w:vAlign w:val="center"/>
-          </w:tcPr>
-          <w:p>
-            <w:pPr>
-              <w:spacing w:before="40" w:after="40"/>
-              <w:jc w:val="left"/>
-            </w:pPr>
-            <w:r>
-              <w:rPr>
-                <w:rFonts w:ascii="Adani" w:hAnsi="Adani"/>
-                <w:b w:val="0"/>
-                <w:sz w:val="18"/>
-                <w:u w:val="none"/>
-              </w:rPr>
-              <w:t>Additional Director</w:t>
-            </w:r>
-          </w:p>
-        </w:tc>
-        <w:tc>
-          <w:tcPr>
-            <w:tcW w:type="dxa" w:w="1304"/>
-            <w:shd w:val="clear" w:color="auto" w:fill="FFFFFF"/>
-            <w:tcBorders>
-              <w:top w:val="single" w:sz="4" w:space="0" w:color="000000"/>
-              <w:left w:val="single" w:sz="4" w:space="0" w:color="000000"/>
-              <w:bottom w:val="single" w:sz="4" w:space="0" w:color="000000"/>
-              <w:right w:val="single" w:sz="4" w:space="0" w:color="000000"/>
-            </w:tcBorders>
-            <w:vAlign w:val="center"/>
-          </w:tcPr>
-          <w:p>
-            <w:pPr>
-              <w:spacing w:before="40" w:after="40"/>
-              <w:jc w:val="left"/>
-            </w:pPr>
-            <w:r>
-              <w:rPr>
-                <w:rFonts w:ascii="Adani" w:hAnsi="Adani"/>
-                <w:b w:val="0"/>
-                <w:sz w:val="18"/>
-                <w:u w:val="none"/>
-              </w:rPr>
-              <w:t>27/11/2024</w:t>
-            </w:r>
-          </w:p>
-        </w:tc>
-      </w:tr>
-      <w:tr>
-        <w:tc>
-          <w:tcPr>
-            <w:tcW w:type="dxa" w:w="2268"/>
-            <w:shd w:val="clear" w:color="auto" w:fill="FFFFFF"/>
-            <w:tcBorders>
-              <w:top w:val="single" w:sz="4" w:space="0" w:color="000000"/>
-              <w:left w:val="single" w:sz="4" w:space="0" w:color="000000"/>
-              <w:bottom w:val="single" w:sz="4" w:space="0" w:color="000000"/>
-              <w:right w:val="single" w:sz="4" w:space="0" w:color="000000"/>
-            </w:tcBorders>
-            <w:vAlign w:val="center"/>
-          </w:tcPr>
-          <w:p>
-            <w:pPr>
-              <w:spacing w:before="40" w:after="40"/>
-              <w:jc w:val="left"/>
-            </w:pPr>
-            <w:r>
-              <w:rPr>
-                <w:rFonts w:ascii="Adani" w:hAnsi="Adani"/>
-                <w:b w:val="0"/>
-                <w:sz w:val="18"/>
-                <w:u w:val="none"/>
-              </w:rPr>
-              <w:t>U40106MP2022PLC066994</w:t>
-            </w:r>
-          </w:p>
-        </w:tc>
-        <w:tc>
-          <w:tcPr>
-            <w:tcW w:type="dxa" w:w="4252"/>
-            <w:shd w:val="clear" w:color="auto" w:fill="FFFFFF"/>
-            <w:tcBorders>
-              <w:top w:val="single" w:sz="4" w:space="0" w:color="000000"/>
-              <w:left w:val="single" w:sz="4" w:space="0" w:color="000000"/>
-              <w:bottom w:val="single" w:sz="4" w:space="0" w:color="000000"/>
-              <w:right w:val="single" w:sz="4" w:space="0" w:color="000000"/>
-            </w:tcBorders>
-            <w:vAlign w:val="center"/>
-          </w:tcPr>
-          <w:p>
-            <w:pPr>
-              <w:spacing w:before="40" w:after="40"/>
-              <w:jc w:val="left"/>
-            </w:pPr>
-            <w:r>
-              <w:rPr>
-                <w:rFonts w:ascii="Adani" w:hAnsi="Adani"/>
-                <w:b w:val="0"/>
-                <w:sz w:val="18"/>
-                <w:u w:val="none"/>
-              </w:rPr>
-              <w:t>ADANI ENERGY SOLUTIONS MAHAN LIMITED</w:t>
-            </w:r>
-          </w:p>
-        </w:tc>
-        <w:tc>
-          <w:tcPr>
-            <w:tcW w:type="dxa" w:w="1587"/>
-            <w:shd w:val="clear" w:color="auto" w:fill="FFFFFF"/>
-            <w:tcBorders>
-              <w:top w:val="single" w:sz="4" w:space="0" w:color="000000"/>
-              <w:left w:val="single" w:sz="4" w:space="0" w:color="000000"/>
-              <w:bottom w:val="single" w:sz="4" w:space="0" w:color="000000"/>
-              <w:right w:val="single" w:sz="4" w:space="0" w:color="000000"/>
-            </w:tcBorders>
-            <w:vAlign w:val="center"/>
-          </w:tcPr>
-          <w:p>
-            <w:pPr>
-              <w:spacing w:before="40" w:after="40"/>
-              <w:jc w:val="left"/>
-            </w:pPr>
-            <w:r>
-              <w:rPr>
-                <w:rFonts w:ascii="Adani" w:hAnsi="Adani"/>
-                <w:b w:val="0"/>
-                <w:sz w:val="18"/>
-                <w:u w:val="none"/>
-              </w:rPr>
-              <w:t>Additional Director</w:t>
-            </w:r>
-          </w:p>
-        </w:tc>
-        <w:tc>
-          <w:tcPr>
-            <w:tcW w:type="dxa" w:w="1304"/>
-            <w:shd w:val="clear" w:color="auto" w:fill="FFFFFF"/>
-            <w:tcBorders>
-              <w:top w:val="single" w:sz="4" w:space="0" w:color="000000"/>
-              <w:left w:val="single" w:sz="4" w:space="0" w:color="000000"/>
-              <w:bottom w:val="single" w:sz="4" w:space="0" w:color="000000"/>
-              <w:right w:val="single" w:sz="4" w:space="0" w:color="000000"/>
-            </w:tcBorders>
-            <w:vAlign w:val="center"/>
-          </w:tcPr>
-          <w:p>
-            <w:pPr>
-              <w:spacing w:before="40" w:after="40"/>
-              <w:jc w:val="left"/>
-            </w:pPr>
-            <w:r>
-              <w:rPr>
-                <w:rFonts w:ascii="Adani" w:hAnsi="Adani"/>
-                <w:b w:val="0"/>
-                <w:sz w:val="18"/>
-                <w:u w:val="none"/>
-              </w:rPr>
-              <w:t>27/11/2024</w:t>
             </w:r>
           </w:p>
         </w:tc>

--- a/Backend/Director_Disclosure/Output_Disclosures/2024-25/KPS1_TRANSMISSION_LIMITED/MBP-1/MBP1_MANASI_GANESH_RAJPUT_09365914.docx
+++ b/Backend/Director_Disclosure/Output_Disclosures/2024-25/KPS1_TRANSMISSION_LIMITED/MBP-1/MBP1_MANASI_GANESH_RAJPUT_09365914.docx
@@ -2272,7 +2272,7 @@
                 <w:sz w:val="18"/>
                 <w:u w:val="none"/>
               </w:rPr>
-              <w:t>Date:   15th May, 2026</w:t>
+              <w:t>Date:   27th May, 2026</w:t>
             </w:r>
           </w:p>
         </w:tc>
@@ -3309,7 +3309,7 @@
                 <w:sz w:val="18"/>
                 <w:u w:val="none"/>
               </w:rPr>
-              <w:t>Date:   15th May, 2026</w:t>
+              <w:t>Date:   27th May, 2026</w:t>
             </w:r>
           </w:p>
         </w:tc>
@@ -3470,7 +3470,7 @@
           <w:sz w:val="20"/>
           <w:u w:val="none"/>
         </w:rPr>
-        <w:t>15th May, 2026</w:t>
+        <w:t>27th May, 2026</w:t>
       </w:r>
     </w:p>
     <w:p>

--- a/Backend/Director_Disclosure/Output_Disclosures/2024-25/KPS1_TRANSMISSION_LIMITED/MBP-1/MBP1_MANASI_GANESH_RAJPUT_09365914.docx
+++ b/Backend/Director_Disclosure/Output_Disclosures/2024-25/KPS1_TRANSMISSION_LIMITED/MBP-1/MBP1_MANASI_GANESH_RAJPUT_09365914.docx
@@ -389,7 +389,7 @@
                 <w:sz w:val="18"/>
                 <w:u w:val="none"/>
               </w:rPr>
-              <w:t>ADANI SOLAR ENERGY JODHPUR SIX LIMITED</w:t>
+              <w:t>ADANI RENEWABLE ENERGY FORTY ONE LIMITED</w:t>
             </w:r>
           </w:p>
         </w:tc>
@@ -531,7 +531,7 @@
                 <w:sz w:val="18"/>
                 <w:u w:val="none"/>
               </w:rPr>
-              <w:t>ADANI RENEWABLE ENERGY FORTY ONE LIMITED</w:t>
+              <w:t>ADANI SOLAR ENERGY JODHPUR SIX LIMITED</w:t>
             </w:r>
           </w:p>
         </w:tc>
@@ -957,7 +957,7 @@
                 <w:sz w:val="18"/>
                 <w:u w:val="none"/>
               </w:rPr>
-              <w:t>PANAGARH PALSIT ROAD LIMITED</w:t>
+              <w:t>VIJAYAWADA BYPASS PROJECT LIMITED</w:t>
             </w:r>
           </w:p>
         </w:tc>
@@ -1099,7 +1099,7 @@
                 <w:sz w:val="18"/>
                 <w:u w:val="none"/>
               </w:rPr>
-              <w:t>PRAYAGRAJ WATER LIMITED</w:t>
+              <w:t>PANAGARH PALSIT ROAD LIMITED</w:t>
             </w:r>
           </w:p>
         </w:tc>
@@ -1241,7 +1241,7 @@
                 <w:sz w:val="18"/>
                 <w:u w:val="none"/>
               </w:rPr>
-              <w:t>VIJAYAWADA BYPASS PROJECT LIMITED</w:t>
+              <w:t>PRAYAGRAJ WATER LIMITED</w:t>
             </w:r>
           </w:p>
         </w:tc>
@@ -1383,7 +1383,7 @@
                 <w:sz w:val="18"/>
                 <w:u w:val="none"/>
               </w:rPr>
-              <w:t>ADANI SOLAR ENERGY JAISALMER ONE PRIVATE LIMITED</w:t>
+              <w:t>ADANI HYBRID ENERGY JAISALMER THREE LIMITED</w:t>
             </w:r>
           </w:p>
         </w:tc>
@@ -1525,7 +1525,7 @@
                 <w:sz w:val="18"/>
                 <w:u w:val="none"/>
               </w:rPr>
-              <w:t>ADANI HYBRID ENERGY JAISALMER THREE LIMITED</w:t>
+              <w:t>ADANI SOLAR ENERGY JAISALMER ONE PRIVATE LIMITED</w:t>
             </w:r>
           </w:p>
         </w:tc>
@@ -2272,7 +2272,7 @@
                 <w:sz w:val="18"/>
                 <w:u w:val="none"/>
               </w:rPr>
-              <w:t>Date:   27th May, 2026</w:t>
+              <w:t>Date:   09th June, 2026</w:t>
             </w:r>
           </w:p>
         </w:tc>
@@ -3309,7 +3309,7 @@
                 <w:sz w:val="18"/>
                 <w:u w:val="none"/>
               </w:rPr>
-              <w:t>Date:   27th May, 2026</w:t>
+              <w:t>Date:   09th June, 2026</w:t>
             </w:r>
           </w:p>
         </w:tc>
@@ -3470,7 +3470,7 @@
           <w:sz w:val="20"/>
           <w:u w:val="none"/>
         </w:rPr>
-        <w:t>27th May, 2026</w:t>
+        <w:t>09th June, 2026</w:t>
       </w:r>
     </w:p>
     <w:p>
@@ -3515,7 +3515,7 @@
           <w:sz w:val="20"/>
           <w:u w:val="none"/>
         </w:rPr>
-        <w:t>ADANI SOLAR ENERGY JODHPUR SIX LIMITED</w:t>
+        <w:t>ADANI RENEWABLE ENERGY FORTY ONE LIMITED</w:t>
       </w:r>
     </w:p>
     <w:p>
@@ -3530,7 +3530,7 @@
           <w:sz w:val="20"/>
           <w:u w:val="none"/>
         </w:rPr>
-        <w:t>ADANI RENEWABLE ENERGY FORTY ONE LIMITED</w:t>
+        <w:t>ADANI SOLAR ENERGY JODHPUR SIX LIMITED</w:t>
       </w:r>
     </w:p>
     <w:p>
@@ -3575,6 +3575,21 @@
           <w:sz w:val="20"/>
           <w:u w:val="none"/>
         </w:rPr>
+        <w:t>VIJAYAWADA BYPASS PROJECT LIMITED</w:t>
+      </w:r>
+    </w:p>
+    <w:p>
+      <w:pPr>
+        <w:spacing w:before="0" w:after="20"/>
+        <w:jc w:val="left"/>
+      </w:pPr>
+      <w:r>
+        <w:rPr>
+          <w:rFonts w:ascii="Adani" w:hAnsi="Adani"/>
+          <w:b/>
+          <w:sz w:val="20"/>
+          <w:u w:val="none"/>
+        </w:rPr>
         <w:t>PANAGARH PALSIT ROAD LIMITED</w:t>
       </w:r>
     </w:p>
@@ -3605,7 +3620,7 @@
           <w:sz w:val="20"/>
           <w:u w:val="none"/>
         </w:rPr>
-        <w:t>VIJAYAWADA BYPASS PROJECT LIMITED</w:t>
+        <w:t>ADANI HYBRID ENERGY JAISALMER THREE LIMITED</w:t>
       </w:r>
     </w:p>
     <w:p>
@@ -3621,21 +3636,6 @@
           <w:u w:val="none"/>
         </w:rPr>
         <w:t>ADANI SOLAR ENERGY JAISALMER ONE PRIVATE LIMITED</w:t>
-      </w:r>
-    </w:p>
-    <w:p>
-      <w:pPr>
-        <w:spacing w:before="0" w:after="20"/>
-        <w:jc w:val="left"/>
-      </w:pPr>
-      <w:r>
-        <w:rPr>
-          <w:rFonts w:ascii="Adani" w:hAnsi="Adani"/>
-          <w:b/>
-          <w:sz w:val="20"/>
-          <w:u w:val="none"/>
-        </w:rPr>
-        <w:t>ADANI HYBRID ENERGY JAISALMER THREE LIMITED</w:t>
       </w:r>
     </w:p>
     <w:p>
@@ -3741,7 +3741,7 @@
           <w:sz w:val="20"/>
           <w:u w:val="none"/>
         </w:rPr>
-        <w:t>ADANI SOLAR ENERGY JODHPUR SIX LIMITED</w:t>
+        <w:t>ADANI RENEWABLE ENERGY FORTY ONE LIMITED</w:t>
       </w:r>
     </w:p>
     <w:p>
@@ -3756,7 +3756,7 @@
           <w:sz w:val="20"/>
           <w:u w:val="none"/>
         </w:rPr>
-        <w:t>ADANI RENEWABLE ENERGY FORTY ONE LIMITED</w:t>
+        <w:t>ADANI SOLAR ENERGY JODHPUR SIX LIMITED</w:t>
       </w:r>
     </w:p>
     <w:p>
@@ -3801,6 +3801,21 @@
           <w:sz w:val="20"/>
           <w:u w:val="none"/>
         </w:rPr>
+        <w:t>VIJAYAWADA BYPASS PROJECT LIMITED</w:t>
+      </w:r>
+    </w:p>
+    <w:p>
+      <w:pPr>
+        <w:spacing w:before="0" w:after="20"/>
+        <w:jc w:val="left"/>
+      </w:pPr>
+      <w:r>
+        <w:rPr>
+          <w:rFonts w:ascii="Adani" w:hAnsi="Adani"/>
+          <w:b w:val="0"/>
+          <w:sz w:val="20"/>
+          <w:u w:val="none"/>
+        </w:rPr>
         <w:t>PANAGARH PALSIT ROAD LIMITED</w:t>
       </w:r>
     </w:p>
@@ -3817,21 +3832,6 @@
           <w:u w:val="none"/>
         </w:rPr>
         <w:t>PRAYAGRAJ WATER LIMITED</w:t>
-      </w:r>
-    </w:p>
-    <w:p>
-      <w:pPr>
-        <w:spacing w:before="0" w:after="20"/>
-        <w:jc w:val="left"/>
-      </w:pPr>
-      <w:r>
-        <w:rPr>
-          <w:rFonts w:ascii="Adani" w:hAnsi="Adani"/>
-          <w:b w:val="0"/>
-          <w:sz w:val="20"/>
-          <w:u w:val="none"/>
-        </w:rPr>
-        <w:t>VIJAYAWADA BYPASS PROJECT LIMITED</w:t>
       </w:r>
     </w:p>
     <w:p>
@@ -4887,7 +4887,7 @@
                 <w:sz w:val="18"/>
                 <w:u w:val="none"/>
               </w:rPr>
-              <w:t>U40106DL2020PLC363025</w:t>
+              <w:t>U40108GJ2022PLC135846</w:t>
             </w:r>
           </w:p>
         </w:tc>
@@ -4915,7 +4915,7 @@
                 <w:sz w:val="18"/>
                 <w:u w:val="none"/>
               </w:rPr>
-              <w:t>ADANI SOLAR ENERGY JODHPUR SIX LIMITED</w:t>
+              <w:t>ADANI RENEWABLE ENERGY FORTY ONE LIMITED</w:t>
             </w:r>
           </w:p>
         </w:tc>
@@ -5001,7 +5001,7 @@
                 <w:sz w:val="18"/>
                 <w:u w:val="none"/>
               </w:rPr>
-              <w:t>U40108GJ2022PLC135846</w:t>
+              <w:t>U40106DL2020PLC363025</w:t>
             </w:r>
           </w:p>
         </w:tc>
@@ -5029,7 +5029,7 @@
                 <w:sz w:val="18"/>
                 <w:u w:val="none"/>
               </w:rPr>
-              <w:t>ADANI RENEWABLE ENERGY FORTY ONE LIMITED</w:t>
+              <w:t>ADANI SOLAR ENERGY JODHPUR SIX LIMITED</w:t>
             </w:r>
           </w:p>
         </w:tc>
@@ -5343,6 +5343,120 @@
                 <w:sz w:val="18"/>
                 <w:u w:val="none"/>
               </w:rPr>
+              <w:t>U74999GJ2020PLC113568</w:t>
+            </w:r>
+          </w:p>
+        </w:tc>
+        <w:tc>
+          <w:tcPr>
+            <w:tcW w:type="dxa" w:w="4252"/>
+            <w:shd w:val="clear" w:color="auto" w:fill="FFFFFF"/>
+            <w:tcBorders>
+              <w:top w:val="single" w:sz="4" w:space="0" w:color="000000"/>
+              <w:left w:val="single" w:sz="4" w:space="0" w:color="000000"/>
+              <w:bottom w:val="single" w:sz="4" w:space="0" w:color="000000"/>
+              <w:right w:val="single" w:sz="4" w:space="0" w:color="000000"/>
+            </w:tcBorders>
+            <w:vAlign w:val="center"/>
+          </w:tcPr>
+          <w:p>
+            <w:pPr>
+              <w:spacing w:before="40" w:after="40"/>
+              <w:jc w:val="left"/>
+            </w:pPr>
+            <w:r>
+              <w:rPr>
+                <w:rFonts w:ascii="Adani" w:hAnsi="Adani"/>
+                <w:b w:val="0"/>
+                <w:sz w:val="18"/>
+                <w:u w:val="none"/>
+              </w:rPr>
+              <w:t>VIJAYAWADA BYPASS PROJECT LIMITED</w:t>
+            </w:r>
+          </w:p>
+        </w:tc>
+        <w:tc>
+          <w:tcPr>
+            <w:tcW w:type="dxa" w:w="1587"/>
+            <w:shd w:val="clear" w:color="auto" w:fill="FFFFFF"/>
+            <w:tcBorders>
+              <w:top w:val="single" w:sz="4" w:space="0" w:color="000000"/>
+              <w:left w:val="single" w:sz="4" w:space="0" w:color="000000"/>
+              <w:bottom w:val="single" w:sz="4" w:space="0" w:color="000000"/>
+              <w:right w:val="single" w:sz="4" w:space="0" w:color="000000"/>
+            </w:tcBorders>
+            <w:vAlign w:val="center"/>
+          </w:tcPr>
+          <w:p>
+            <w:pPr>
+              <w:spacing w:before="40" w:after="40"/>
+              <w:jc w:val="left"/>
+            </w:pPr>
+            <w:r>
+              <w:rPr>
+                <w:rFonts w:ascii="Adani" w:hAnsi="Adani"/>
+                <w:b w:val="0"/>
+                <w:sz w:val="18"/>
+                <w:u w:val="none"/>
+              </w:rPr>
+              <w:t>Additional Director</w:t>
+            </w:r>
+          </w:p>
+        </w:tc>
+        <w:tc>
+          <w:tcPr>
+            <w:tcW w:type="dxa" w:w="1304"/>
+            <w:shd w:val="clear" w:color="auto" w:fill="FFFFFF"/>
+            <w:tcBorders>
+              <w:top w:val="single" w:sz="4" w:space="0" w:color="000000"/>
+              <w:left w:val="single" w:sz="4" w:space="0" w:color="000000"/>
+              <w:bottom w:val="single" w:sz="4" w:space="0" w:color="000000"/>
+              <w:right w:val="single" w:sz="4" w:space="0" w:color="000000"/>
+            </w:tcBorders>
+            <w:vAlign w:val="center"/>
+          </w:tcPr>
+          <w:p>
+            <w:pPr>
+              <w:spacing w:before="40" w:after="40"/>
+              <w:jc w:val="left"/>
+            </w:pPr>
+            <w:r>
+              <w:rPr>
+                <w:rFonts w:ascii="Adani" w:hAnsi="Adani"/>
+                <w:b w:val="0"/>
+                <w:sz w:val="18"/>
+                <w:u w:val="none"/>
+              </w:rPr>
+              <w:t>25/07/2025</w:t>
+            </w:r>
+          </w:p>
+        </w:tc>
+      </w:tr>
+      <w:tr>
+        <w:tc>
+          <w:tcPr>
+            <w:tcW w:type="dxa" w:w="2268"/>
+            <w:shd w:val="clear" w:color="auto" w:fill="FFFFFF"/>
+            <w:tcBorders>
+              <w:top w:val="single" w:sz="4" w:space="0" w:color="000000"/>
+              <w:left w:val="single" w:sz="4" w:space="0" w:color="000000"/>
+              <w:bottom w:val="single" w:sz="4" w:space="0" w:color="000000"/>
+              <w:right w:val="single" w:sz="4" w:space="0" w:color="000000"/>
+            </w:tcBorders>
+            <w:vAlign w:val="center"/>
+          </w:tcPr>
+          <w:p>
+            <w:pPr>
+              <w:spacing w:before="40" w:after="40"/>
+              <w:jc w:val="left"/>
+            </w:pPr>
+            <w:r>
+              <w:rPr>
+                <w:rFonts w:ascii="Adani" w:hAnsi="Adani"/>
+                <w:b w:val="0"/>
+                <w:sz w:val="18"/>
+                <w:u w:val="none"/>
+              </w:rPr>
               <w:t>U45309GJ2021PLC121969</w:t>
             </w:r>
           </w:p>
@@ -5571,7 +5685,7 @@
                 <w:sz w:val="18"/>
                 <w:u w:val="none"/>
               </w:rPr>
-              <w:t>U74999GJ2020PLC113568</w:t>
+              <w:t>U40106GJ2019PLC107640</w:t>
             </w:r>
           </w:p>
         </w:tc>
@@ -5599,121 +5713,7 @@
                 <w:sz w:val="18"/>
                 <w:u w:val="none"/>
               </w:rPr>
-              <w:t>VIJAYAWADA BYPASS PROJECT LIMITED</w:t>
-            </w:r>
-          </w:p>
-        </w:tc>
-        <w:tc>
-          <w:tcPr>
-            <w:tcW w:type="dxa" w:w="1587"/>
-            <w:shd w:val="clear" w:color="auto" w:fill="FFFFFF"/>
-            <w:tcBorders>
-              <w:top w:val="single" w:sz="4" w:space="0" w:color="000000"/>
-              <w:left w:val="single" w:sz="4" w:space="0" w:color="000000"/>
-              <w:bottom w:val="single" w:sz="4" w:space="0" w:color="000000"/>
-              <w:right w:val="single" w:sz="4" w:space="0" w:color="000000"/>
-            </w:tcBorders>
-            <w:vAlign w:val="center"/>
-          </w:tcPr>
-          <w:p>
-            <w:pPr>
-              <w:spacing w:before="40" w:after="40"/>
-              <w:jc w:val="left"/>
-            </w:pPr>
-            <w:r>
-              <w:rPr>
-                <w:rFonts w:ascii="Adani" w:hAnsi="Adani"/>
-                <w:b w:val="0"/>
-                <w:sz w:val="18"/>
-                <w:u w:val="none"/>
-              </w:rPr>
-              <w:t>Additional Director</w:t>
-            </w:r>
-          </w:p>
-        </w:tc>
-        <w:tc>
-          <w:tcPr>
-            <w:tcW w:type="dxa" w:w="1304"/>
-            <w:shd w:val="clear" w:color="auto" w:fill="FFFFFF"/>
-            <w:tcBorders>
-              <w:top w:val="single" w:sz="4" w:space="0" w:color="000000"/>
-              <w:left w:val="single" w:sz="4" w:space="0" w:color="000000"/>
-              <w:bottom w:val="single" w:sz="4" w:space="0" w:color="000000"/>
-              <w:right w:val="single" w:sz="4" w:space="0" w:color="000000"/>
-            </w:tcBorders>
-            <w:vAlign w:val="center"/>
-          </w:tcPr>
-          <w:p>
-            <w:pPr>
-              <w:spacing w:before="40" w:after="40"/>
-              <w:jc w:val="left"/>
-            </w:pPr>
-            <w:r>
-              <w:rPr>
-                <w:rFonts w:ascii="Adani" w:hAnsi="Adani"/>
-                <w:b w:val="0"/>
-                <w:sz w:val="18"/>
-                <w:u w:val="none"/>
-              </w:rPr>
-              <w:t>25/07/2025</w:t>
-            </w:r>
-          </w:p>
-        </w:tc>
-      </w:tr>
-      <w:tr>
-        <w:tc>
-          <w:tcPr>
-            <w:tcW w:type="dxa" w:w="2268"/>
-            <w:shd w:val="clear" w:color="auto" w:fill="FFFFFF"/>
-            <w:tcBorders>
-              <w:top w:val="single" w:sz="4" w:space="0" w:color="000000"/>
-              <w:left w:val="single" w:sz="4" w:space="0" w:color="000000"/>
-              <w:bottom w:val="single" w:sz="4" w:space="0" w:color="000000"/>
-              <w:right w:val="single" w:sz="4" w:space="0" w:color="000000"/>
-            </w:tcBorders>
-            <w:vAlign w:val="center"/>
-          </w:tcPr>
-          <w:p>
-            <w:pPr>
-              <w:spacing w:before="40" w:after="40"/>
-              <w:jc w:val="left"/>
-            </w:pPr>
-            <w:r>
-              <w:rPr>
-                <w:rFonts w:ascii="Adani" w:hAnsi="Adani"/>
-                <w:b w:val="0"/>
-                <w:sz w:val="18"/>
-                <w:u w:val="none"/>
-              </w:rPr>
-              <w:t>U40106DL2019PTC357282</w:t>
-            </w:r>
-          </w:p>
-        </w:tc>
-        <w:tc>
-          <w:tcPr>
-            <w:tcW w:type="dxa" w:w="4252"/>
-            <w:shd w:val="clear" w:color="auto" w:fill="FFFFFF"/>
-            <w:tcBorders>
-              <w:top w:val="single" w:sz="4" w:space="0" w:color="000000"/>
-              <w:left w:val="single" w:sz="4" w:space="0" w:color="000000"/>
-              <w:bottom w:val="single" w:sz="4" w:space="0" w:color="000000"/>
-              <w:right w:val="single" w:sz="4" w:space="0" w:color="000000"/>
-            </w:tcBorders>
-            <w:vAlign w:val="center"/>
-          </w:tcPr>
-          <w:p>
-            <w:pPr>
-              <w:spacing w:before="40" w:after="40"/>
-              <w:jc w:val="left"/>
-            </w:pPr>
-            <w:r>
-              <w:rPr>
-                <w:rFonts w:ascii="Adani" w:hAnsi="Adani"/>
-                <w:b w:val="0"/>
-                <w:sz w:val="18"/>
-                <w:u w:val="none"/>
-              </w:rPr>
-              <w:t>ADANI SOLAR ENERGY JAISALMER ONE PRIVATE LIMITED</w:t>
+              <w:t>ADANI HYBRID ENERGY JAISALMER THREE LIMITED</w:t>
             </w:r>
           </w:p>
         </w:tc>
@@ -5799,7 +5799,7 @@
                 <w:sz w:val="18"/>
                 <w:u w:val="none"/>
               </w:rPr>
-              <w:t>U40106GJ2019PLC107640</w:t>
+              <w:t>U40106DL2019PTC357282</w:t>
             </w:r>
           </w:p>
         </w:tc>
@@ -5827,7 +5827,7 @@
                 <w:sz w:val="18"/>
                 <w:u w:val="none"/>
               </w:rPr>
-              <w:t>ADANI HYBRID ENERGY JAISALMER THREE LIMITED</w:t>
+              <w:t>ADANI SOLAR ENERGY JAISALMER ONE PRIVATE LIMITED</w:t>
             </w:r>
           </w:p>
         </w:tc>
